--- a/Cyber_Report_RJG.docx
+++ b/Cyber_Report_RJG.docx
@@ -6880,6 +6880,7 @@
           <w:szCs w:val="2"/>
         </w:rPr>
       </w:pPr>
+      <w:bookmarkStart w:id="6" w:name="_Hlk216351803"/>
     </w:p>
     <w:p>
       <w:pPr>
@@ -6898,7 +6899,7 @@
           <w:szCs w:val="32"/>
         </w:rPr>
       </w:pPr>
-      <w:bookmarkStart w:id="6" w:name="_Toc216321080"/>
+      <w:bookmarkStart w:id="7" w:name="_Toc216321080"/>
       <w:r>
         <w:rPr>
           <w:rFonts w:ascii="Times New Roman" w:hAnsi="Times New Roman" w:cs="Times New Roman"/>
@@ -6921,7 +6922,7 @@
         </w:rPr>
         <w:t>ataset description</w:t>
       </w:r>
-      <w:bookmarkEnd w:id="6"/>
+      <w:bookmarkEnd w:id="7"/>
     </w:p>
     <w:p>
       <w:pPr>
@@ -6973,7 +6974,7 @@
           <w:szCs w:val="28"/>
         </w:rPr>
       </w:pPr>
-      <w:bookmarkStart w:id="7" w:name="_Toc216321081"/>
+      <w:bookmarkStart w:id="8" w:name="_Toc216321081"/>
       <w:r>
         <w:rPr>
           <w:rStyle w:val="Textoennegrita"/>
@@ -7004,7 +7005,7 @@
         </w:rPr>
         <w:t>owrie honeypot overview</w:t>
       </w:r>
-      <w:bookmarkEnd w:id="7"/>
+      <w:bookmarkEnd w:id="8"/>
     </w:p>
     <w:p>
       <w:pPr>
@@ -7192,7 +7193,7 @@
           <w:szCs w:val="24"/>
         </w:rPr>
       </w:pPr>
-      <w:bookmarkStart w:id="8" w:name="_Toc216321082"/>
+      <w:bookmarkStart w:id="9" w:name="_Toc216321082"/>
       <w:r>
         <w:rPr>
           <w:rStyle w:val="Textoennegrita"/>
@@ -7213,7 +7214,7 @@
         </w:rPr>
         <w:t>ataset sources</w:t>
       </w:r>
-      <w:bookmarkEnd w:id="8"/>
+      <w:bookmarkEnd w:id="9"/>
     </w:p>
     <w:p>
       <w:pPr>
@@ -7483,7 +7484,7 @@
           <w:szCs w:val="28"/>
         </w:rPr>
       </w:pPr>
-      <w:bookmarkStart w:id="9" w:name="_Toc216321083"/>
+      <w:bookmarkStart w:id="10" w:name="_Toc216321083"/>
       <w:r>
         <w:rPr>
           <w:rStyle w:val="Textoennegrita"/>
@@ -7504,7 +7505,7 @@
         </w:rPr>
         <w:t>vent structure and log format</w:t>
       </w:r>
-      <w:bookmarkEnd w:id="9"/>
+      <w:bookmarkEnd w:id="10"/>
     </w:p>
     <w:p>
       <w:pPr>
@@ -8122,7 +8123,7 @@
           <w:szCs w:val="28"/>
         </w:rPr>
       </w:pPr>
-      <w:bookmarkStart w:id="10" w:name="_Toc216321084"/>
+      <w:bookmarkStart w:id="11" w:name="_Toc216321084"/>
       <w:r>
         <w:rPr>
           <w:rStyle w:val="Textoennegrita"/>
@@ -8143,7 +8144,7 @@
         </w:rPr>
         <w:t>ata limitations</w:t>
       </w:r>
-      <w:bookmarkEnd w:id="10"/>
+      <w:bookmarkEnd w:id="11"/>
     </w:p>
     <w:p>
       <w:pPr>
@@ -8519,6 +8520,7 @@
           <w:szCs w:val="2"/>
         </w:rPr>
       </w:pPr>
+      <w:bookmarkStart w:id="12" w:name="_Hlk216351842"/>
     </w:p>
     <w:p>
       <w:pPr>
@@ -8536,7 +8538,8 @@
           <w:szCs w:val="32"/>
         </w:rPr>
       </w:pPr>
-      <w:bookmarkStart w:id="11" w:name="_Toc216321085"/>
+      <w:bookmarkStart w:id="13" w:name="_Toc216321085"/>
+      <w:bookmarkEnd w:id="6"/>
       <w:r>
         <w:rPr>
           <w:rFonts w:ascii="Times New Roman" w:hAnsi="Times New Roman" w:cs="Times New Roman"/>
@@ -8560,7 +8563,7 @@
         </w:rPr>
         <w:t>ystem architecture &amp; methodology overview</w:t>
       </w:r>
-      <w:bookmarkEnd w:id="11"/>
+      <w:bookmarkEnd w:id="13"/>
     </w:p>
     <w:p>
       <w:pPr>
@@ -8771,7 +8774,7 @@
           <w:szCs w:val="24"/>
         </w:rPr>
       </w:pPr>
-      <w:bookmarkStart w:id="12" w:name="_Toc216321086"/>
+      <w:bookmarkStart w:id="14" w:name="_Toc216321086"/>
       <w:r>
         <w:rPr>
           <w:rStyle w:val="Textoennegrita"/>
@@ -8802,7 +8805,7 @@
         </w:rPr>
         <w:t>nd-to-end workflow</w:t>
       </w:r>
-      <w:bookmarkEnd w:id="12"/>
+      <w:bookmarkEnd w:id="14"/>
     </w:p>
     <w:p>
       <w:pPr>
@@ -9054,14 +9057,7 @@
           <w:sz w:val="22"/>
           <w:szCs w:val="22"/>
         </w:rPr>
-        <w:t xml:space="preserve"> </w:t>
-      </w:r>
-      <w:r>
-        <w:rPr>
-          <w:sz w:val="22"/>
-          <w:szCs w:val="22"/>
-        </w:rPr>
-        <w:t>These mappings are interpretative and based solely on behavioral patterns, rather than ground-truth attacker identities</w:t>
+        <w:t xml:space="preserve"> These mappings are interpretative and based solely on behavioral patterns, rather than ground-truth attacker identities</w:t>
       </w:r>
     </w:p>
     <w:p>
@@ -9091,7 +9087,7 @@
           <w:szCs w:val="28"/>
         </w:rPr>
       </w:pPr>
-      <w:bookmarkStart w:id="13" w:name="_Toc216321087"/>
+      <w:bookmarkStart w:id="15" w:name="_Toc216321087"/>
       <w:r>
         <w:rPr>
           <w:rStyle w:val="Textoennegrita"/>
@@ -9122,7 +9118,7 @@
         </w:rPr>
         <w:t>ationale for an unsupervised behavioral approach</w:t>
       </w:r>
-      <w:bookmarkEnd w:id="13"/>
+      <w:bookmarkEnd w:id="15"/>
     </w:p>
     <w:p>
       <w:pPr>
@@ -9192,7 +9188,7 @@
           <w:szCs w:val="28"/>
         </w:rPr>
       </w:pPr>
-      <w:bookmarkStart w:id="14" w:name="_Toc216321088"/>
+      <w:bookmarkStart w:id="16" w:name="_Toc216321088"/>
       <w:r>
         <w:rPr>
           <w:rStyle w:val="Textoennegrita"/>
@@ -9223,7 +9219,7 @@
         </w:rPr>
         <w:t>verview of the feature engineering strategy</w:t>
       </w:r>
-      <w:bookmarkEnd w:id="14"/>
+      <w:bookmarkEnd w:id="16"/>
     </w:p>
     <w:p>
       <w:pPr>
@@ -9376,7 +9372,7 @@
           <w:szCs w:val="28"/>
         </w:rPr>
       </w:pPr>
-      <w:bookmarkStart w:id="15" w:name="_Toc216321089"/>
+      <w:bookmarkStart w:id="17" w:name="_Toc216321089"/>
       <w:r>
         <w:rPr>
           <w:rStyle w:val="Textoennegrita"/>
@@ -9408,7 +9404,7 @@
         </w:rPr>
         <w:t>verview of the multi-density clustering strategy</w:t>
       </w:r>
-      <w:bookmarkEnd w:id="15"/>
+      <w:bookmarkEnd w:id="17"/>
     </w:p>
     <w:p>
       <w:pPr>
@@ -9576,6 +9572,8 @@
           <w14:ligatures w14:val="none"/>
         </w:rPr>
       </w:pPr>
+      <w:bookmarkStart w:id="18" w:name="_Hlk216351875"/>
+      <w:bookmarkEnd w:id="12"/>
     </w:p>
     <w:p>
       <w:pPr>
@@ -9593,7 +9591,7 @@
           <w:szCs w:val="32"/>
         </w:rPr>
       </w:pPr>
-      <w:bookmarkStart w:id="16" w:name="_Toc216321090"/>
+      <w:bookmarkStart w:id="19" w:name="_Toc216321090"/>
       <w:r>
         <w:rPr>
           <w:rFonts w:ascii="Times New Roman" w:hAnsi="Times New Roman" w:cs="Times New Roman"/>
@@ -9616,7 +9614,7 @@
         </w:rPr>
         <w:t>ata preprocessing pipeline</w:t>
       </w:r>
-      <w:bookmarkEnd w:id="16"/>
+      <w:bookmarkEnd w:id="19"/>
     </w:p>
     <w:p>
       <w:pPr>
@@ -9667,7 +9665,7 @@
           <w:szCs w:val="28"/>
         </w:rPr>
       </w:pPr>
-      <w:bookmarkStart w:id="17" w:name="_Toc216321091"/>
+      <w:bookmarkStart w:id="20" w:name="_Toc216321091"/>
       <w:r>
         <w:rPr>
           <w:rStyle w:val="Textoennegrita"/>
@@ -9730,7 +9728,7 @@
         </w:rPr>
         <w:t xml:space="preserve"> processing)</w:t>
       </w:r>
-      <w:bookmarkEnd w:id="17"/>
+      <w:bookmarkEnd w:id="20"/>
     </w:p>
     <w:p>
       <w:pPr>
@@ -9838,7 +9836,7 @@
           <w:szCs w:val="28"/>
         </w:rPr>
       </w:pPr>
-      <w:bookmarkStart w:id="18" w:name="_Toc216321092"/>
+      <w:bookmarkStart w:id="21" w:name="_Toc216321092"/>
       <w:r>
         <w:rPr>
           <w:rStyle w:val="Textoennegrita"/>
@@ -9880,7 +9878,7 @@
         </w:rPr>
         <w:t>vent normalization and field flattening</w:t>
       </w:r>
-      <w:bookmarkEnd w:id="18"/>
+      <w:bookmarkEnd w:id="21"/>
     </w:p>
     <w:p>
       <w:pPr>
@@ -10272,7 +10270,7 @@
           <w:szCs w:val="28"/>
         </w:rPr>
       </w:pPr>
-      <w:bookmarkStart w:id="19" w:name="_Toc216321093"/>
+      <w:bookmarkStart w:id="22" w:name="_Toc216321093"/>
       <w:r>
         <w:rPr>
           <w:rStyle w:val="Textoennegrita"/>
@@ -10313,7 +10311,7 @@
         </w:rPr>
         <w:t>hronological ordering and session reconstruction</w:t>
       </w:r>
-      <w:bookmarkEnd w:id="19"/>
+      <w:bookmarkEnd w:id="22"/>
     </w:p>
     <w:p>
       <w:pPr>
@@ -10726,7 +10724,7 @@
           <w:szCs w:val="28"/>
         </w:rPr>
       </w:pPr>
-      <w:bookmarkStart w:id="20" w:name="_Toc216321094"/>
+      <w:bookmarkStart w:id="23" w:name="_Toc216321094"/>
       <w:r>
         <w:rPr>
           <w:rStyle w:val="Textoennegrita"/>
@@ -10767,7 +10765,7 @@
         </w:rPr>
         <w:t>leaning operation (missing values, filtering, validation)</w:t>
       </w:r>
-      <w:bookmarkEnd w:id="20"/>
+      <w:bookmarkEnd w:id="23"/>
     </w:p>
     <w:p>
       <w:pPr>
@@ -11097,7 +11095,7 @@
           <w:szCs w:val="28"/>
         </w:rPr>
       </w:pPr>
-      <w:bookmarkStart w:id="21" w:name="_Toc216321095"/>
+      <w:bookmarkStart w:id="24" w:name="_Toc216321095"/>
       <w:r>
         <w:rPr>
           <w:rStyle w:val="Textoennegrita"/>
@@ -11138,7 +11136,7 @@
         </w:rPr>
         <w:t>inal clean event-level dataset</w:t>
       </w:r>
-      <w:bookmarkEnd w:id="21"/>
+      <w:bookmarkEnd w:id="24"/>
     </w:p>
     <w:p>
       <w:pPr>
@@ -11620,6 +11618,7 @@
         <w:t>reliable input for the feature engineering pipeline in Section 5</w:t>
       </w:r>
     </w:p>
+    <w:bookmarkEnd w:id="18"/>
     <w:p>
       <w:pPr>
         <w:jc w:val="both"/>
@@ -11639,7 +11638,8 @@
           <w:szCs w:val="44"/>
         </w:rPr>
       </w:pPr>
-      <w:bookmarkStart w:id="22" w:name="_Toc216321096"/>
+      <w:bookmarkStart w:id="25" w:name="_Toc216321096"/>
+      <w:bookmarkStart w:id="26" w:name="_Hlk216351969"/>
       <w:r>
         <w:rPr>
           <w:rStyle w:val="Textoennegrita"/>
@@ -11680,7 +11680,7 @@
         </w:rPr>
         <w:t>ehavioral feature engineering</w:t>
       </w:r>
-      <w:bookmarkEnd w:id="22"/>
+      <w:bookmarkEnd w:id="25"/>
     </w:p>
     <w:p>
       <w:pPr>
@@ -11879,7 +11879,7 @@
           <w:szCs w:val="28"/>
         </w:rPr>
       </w:pPr>
-      <w:bookmarkStart w:id="23" w:name="_Toc216321097"/>
+      <w:bookmarkStart w:id="27" w:name="_Toc216321097"/>
       <w:r>
         <w:rPr>
           <w:rStyle w:val="Textoennegrita"/>
@@ -11900,7 +11900,7 @@
         </w:rPr>
         <w:t>emporal features</w:t>
       </w:r>
-      <w:bookmarkEnd w:id="23"/>
+      <w:bookmarkEnd w:id="27"/>
     </w:p>
     <w:p>
       <w:pPr>
@@ -12277,7 +12277,7 @@
           <w:szCs w:val="28"/>
         </w:rPr>
       </w:pPr>
-      <w:bookmarkStart w:id="24" w:name="_Toc216321098"/>
+      <w:bookmarkStart w:id="28" w:name="_Toc216321098"/>
       <w:r>
         <w:rPr>
           <w:rFonts w:ascii="Times New Roman" w:hAnsi="Times New Roman" w:cs="Times New Roman"/>
@@ -12300,7 +12300,7 @@
         </w:rPr>
         <w:t>ommand-based feature</w:t>
       </w:r>
-      <w:bookmarkEnd w:id="24"/>
+      <w:bookmarkEnd w:id="28"/>
     </w:p>
     <w:p>
       <w:pPr>
@@ -12754,7 +12754,7 @@
           <w:szCs w:val="28"/>
         </w:rPr>
       </w:pPr>
-      <w:bookmarkStart w:id="25" w:name="_Toc216321099"/>
+      <w:bookmarkStart w:id="29" w:name="_Toc216321099"/>
       <w:r>
         <w:rPr>
           <w:rStyle w:val="Textoennegrita"/>
@@ -12765,7 +12765,7 @@
         </w:rPr>
         <w:t>5.3 Behavioral Indicators (Reconnaissance, Exploitation, Errors)</w:t>
       </w:r>
-      <w:bookmarkEnd w:id="25"/>
+      <w:bookmarkEnd w:id="29"/>
     </w:p>
     <w:p>
       <w:pPr>
@@ -13486,7 +13486,7 @@
           <w:szCs w:val="28"/>
         </w:rPr>
       </w:pPr>
-      <w:bookmarkStart w:id="26" w:name="_Toc216321100"/>
+      <w:bookmarkStart w:id="30" w:name="_Toc216321100"/>
       <w:r>
         <w:rPr>
           <w:rStyle w:val="Textoennegrita"/>
@@ -13497,7 +13497,7 @@
         </w:rPr>
         <w:t>5.4 Feature Scaling and Normalization</w:t>
       </w:r>
-      <w:bookmarkEnd w:id="26"/>
+      <w:bookmarkEnd w:id="30"/>
     </w:p>
     <w:p>
       <w:pPr>
@@ -13904,7 +13904,7 @@
           <w:color w:val="auto"/>
         </w:rPr>
       </w:pPr>
-      <w:bookmarkStart w:id="27" w:name="_Toc216321101"/>
+      <w:bookmarkStart w:id="31" w:name="_Toc216321101"/>
       <w:r>
         <w:rPr>
           <w:rStyle w:val="Textoennegrita"/>
@@ -13915,7 +13915,7 @@
         </w:rPr>
         <w:t>5.5 Final Feature Matrix (Session-Level Dataset)</w:t>
       </w:r>
-      <w:bookmarkEnd w:id="27"/>
+      <w:bookmarkEnd w:id="31"/>
     </w:p>
     <w:p>
       <w:pPr>
@@ -14236,6 +14236,7 @@
         <w:t>The feature matrix does not imply attacker identity by itself; instead, it provides a behavioral representation that enables cluster-level interpretation.</w:t>
       </w:r>
     </w:p>
+    <w:bookmarkEnd w:id="26"/>
     <w:p>
       <w:pPr>
         <w:pStyle w:val="NormalWeb"/>
@@ -14251,7 +14252,8 @@
         <w:pStyle w:val="Ttulo1"/>
         <w:jc w:val="both"/>
       </w:pPr>
-      <w:bookmarkStart w:id="28" w:name="_Toc216321102"/>
+      <w:bookmarkStart w:id="32" w:name="_Toc216321102"/>
+      <w:bookmarkStart w:id="33" w:name="_Hlk216352003"/>
       <w:r>
         <w:rPr>
           <w:rStyle w:val="Textoennegrita"/>
@@ -14262,7 +14264,7 @@
         </w:rPr>
         <w:t>6. Baseline Unsupervised Approaches</w:t>
       </w:r>
-      <w:bookmarkEnd w:id="28"/>
+      <w:bookmarkEnd w:id="32"/>
     </w:p>
     <w:p>
       <w:pPr>
@@ -14426,7 +14428,7 @@
           <w:rFonts w:ascii="Times New Roman" w:hAnsi="Times New Roman" w:cs="Times New Roman"/>
         </w:rPr>
       </w:pPr>
-      <w:bookmarkStart w:id="29" w:name="_Toc216321103"/>
+      <w:bookmarkStart w:id="34" w:name="_Toc216321103"/>
       <w:r>
         <w:rPr>
           <w:rStyle w:val="Textoennegrita"/>
@@ -14437,7 +14439,7 @@
         </w:rPr>
         <w:t>6.1 K-Means Exploratory Clustering (Initial Baseline)</w:t>
       </w:r>
-      <w:bookmarkEnd w:id="29"/>
+      <w:bookmarkEnd w:id="34"/>
     </w:p>
     <w:p>
       <w:pPr>
@@ -15009,7 +15011,7 @@
           <w:szCs w:val="28"/>
         </w:rPr>
       </w:pPr>
-      <w:bookmarkStart w:id="30" w:name="_Toc216321104"/>
+      <w:bookmarkStart w:id="35" w:name="_Toc216321104"/>
       <w:r>
         <w:rPr>
           <w:rStyle w:val="Textoennegrita"/>
@@ -15020,7 +15022,7 @@
         </w:rPr>
         <w:t>6.2 Seed-Based Heuristic Labeling profiling</w:t>
       </w:r>
-      <w:bookmarkEnd w:id="30"/>
+      <w:bookmarkEnd w:id="35"/>
     </w:p>
     <w:p>
       <w:pPr>
@@ -15412,7 +15414,7 @@
           <w:szCs w:val="28"/>
         </w:rPr>
       </w:pPr>
-      <w:bookmarkStart w:id="31" w:name="_Toc216321105"/>
+      <w:bookmarkStart w:id="36" w:name="_Toc216321105"/>
       <w:r>
         <w:rPr>
           <w:rStyle w:val="Textoennegrita"/>
@@ -15423,7 +15425,7 @@
         </w:rPr>
         <w:t>6.3 Limitations of Baseline Clustering Approaches</w:t>
       </w:r>
-      <w:bookmarkEnd w:id="31"/>
+      <w:bookmarkEnd w:id="36"/>
     </w:p>
     <w:p>
       <w:pPr>
@@ -15737,6 +15739,7 @@
         <w:t>structural limitations justify the transition to a more robust approach, specifically, the multi-density DBSCAN framework introduced in Section 7.</w:t>
       </w:r>
     </w:p>
+    <w:bookmarkEnd w:id="33"/>
     <w:p>
       <w:pPr>
         <w:pStyle w:val="NormalWeb"/>
@@ -15752,7 +15755,8 @@
         <w:pStyle w:val="Ttulo1"/>
         <w:jc w:val="both"/>
       </w:pPr>
-      <w:bookmarkStart w:id="32" w:name="_Toc216321106"/>
+      <w:bookmarkStart w:id="37" w:name="_Toc216321106"/>
+      <w:bookmarkStart w:id="38" w:name="_Hlk216352043"/>
       <w:r>
         <w:rPr>
           <w:rStyle w:val="Textoennegrita"/>
@@ -15773,7 +15777,7 @@
         </w:rPr>
         <w:t>Multi-Density Clustering with DBSCAN</w:t>
       </w:r>
-      <w:bookmarkEnd w:id="32"/>
+      <w:bookmarkEnd w:id="37"/>
     </w:p>
     <w:p>
       <w:pPr>
@@ -15869,10 +15873,7 @@
         <w:jc w:val="both"/>
       </w:pPr>
       <w:r>
-        <w:t>This step-by-step approach separates dominant, moderate, and rare behaviors, making each group easier to analyze.</w:t>
-      </w:r>
-      <w:r>
-        <w:t xml:space="preserve"> </w:t>
+        <w:t xml:space="preserve">This step-by-step approach separates dominant, moderate, and rare behaviors, making each group easier to analyze. </w:t>
       </w:r>
     </w:p>
     <w:p>
@@ -15895,7 +15896,7 @@
           <w:szCs w:val="28"/>
         </w:rPr>
       </w:pPr>
-      <w:bookmarkStart w:id="33" w:name="_Toc216321107"/>
+      <w:bookmarkStart w:id="39" w:name="_Toc216321107"/>
       <w:r>
         <w:rPr>
           <w:rStyle w:val="Textoennegrita"/>
@@ -15916,7 +15917,7 @@
         </w:rPr>
         <w:t>Motivation for the Iterative Density-Based Approach</w:t>
       </w:r>
-      <w:bookmarkEnd w:id="33"/>
+      <w:bookmarkEnd w:id="39"/>
     </w:p>
     <w:p>
       <w:pPr>
@@ -16020,7 +16021,7 @@
           <w:szCs w:val="28"/>
         </w:rPr>
       </w:pPr>
-      <w:bookmarkStart w:id="34" w:name="_Toc216321108"/>
+      <w:bookmarkStart w:id="40" w:name="_Toc216321108"/>
       <w:r>
         <w:rPr>
           <w:rStyle w:val="Textoennegrita"/>
@@ -16041,7 +16042,7 @@
         </w:rPr>
         <w:t>Level 1: High-Density Behavioral Clusters</w:t>
       </w:r>
-      <w:bookmarkEnd w:id="34"/>
+      <w:bookmarkEnd w:id="40"/>
     </w:p>
     <w:p>
       <w:pPr>
@@ -16324,7 +16325,7 @@
           <w:szCs w:val="24"/>
         </w:rPr>
       </w:pPr>
-      <w:bookmarkStart w:id="35" w:name="_Toc216321109"/>
+      <w:bookmarkStart w:id="41" w:name="_Toc216321109"/>
       <w:r>
         <w:rPr>
           <w:rStyle w:val="Textoennegrita"/>
@@ -16335,7 +16336,7 @@
         </w:rPr>
         <w:t>7.2.1 Cluster L1-C0: Behavioral Analysis</w:t>
       </w:r>
-      <w:bookmarkEnd w:id="35"/>
+      <w:bookmarkEnd w:id="41"/>
     </w:p>
     <w:p>
       <w:pPr>
@@ -16397,6 +16398,7 @@
           <w:rFonts w:eastAsiaTheme="majorEastAsia"/>
           <w:i w:val="0"/>
           <w:iCs w:val="0"/>
+          <w:noProof/>
           <w:sz w:val="22"/>
           <w:szCs w:val="22"/>
         </w:rPr>
@@ -16628,14 +16630,7 @@
           <w:sz w:val="22"/>
           <w:szCs w:val="22"/>
         </w:rPr>
-        <w:t xml:space="preserve">. </w:t>
-      </w:r>
-      <w:r>
-        <w:rPr>
-          <w:sz w:val="22"/>
-          <w:szCs w:val="22"/>
-        </w:rPr>
-        <w:t>Used to profile CPU architecture and environment characteristics.</w:t>
+        <w:t>. Used to profile CPU architecture and environment characteristics.</w:t>
       </w:r>
     </w:p>
     <w:p>
@@ -16687,14 +16682,7 @@
           <w:sz w:val="22"/>
           <w:szCs w:val="22"/>
         </w:rPr>
-        <w:t xml:space="preserve">. </w:t>
-      </w:r>
-      <w:r>
-        <w:rPr>
-          <w:sz w:val="22"/>
-          <w:szCs w:val="22"/>
-        </w:rPr>
-        <w:t>Direct password-change attempt.</w:t>
+        <w:t>. Direct password-change attempt.</w:t>
       </w:r>
     </w:p>
     <w:p>
@@ -16778,14 +16766,7 @@
           <w:sz w:val="22"/>
           <w:szCs w:val="22"/>
         </w:rPr>
-        <w:t xml:space="preserve">. </w:t>
-      </w:r>
-      <w:r>
-        <w:rPr>
-          <w:sz w:val="22"/>
-          <w:szCs w:val="22"/>
-        </w:rPr>
-        <w:t>Typical location for automated script staging.</w:t>
+        <w:t>. Typical location for automated script staging.</w:t>
       </w:r>
     </w:p>
     <w:p>
@@ -17012,21 +16993,7 @@
           <w:sz w:val="22"/>
           <w:szCs w:val="22"/>
         </w:rPr>
-        <w:t>)</w:t>
-      </w:r>
-      <w:r>
-        <w:rPr>
-          <w:sz w:val="22"/>
-          <w:szCs w:val="22"/>
-        </w:rPr>
-        <w:t xml:space="preserve">. </w:t>
-      </w:r>
-      <w:r>
-        <w:rPr>
-          <w:sz w:val="22"/>
-          <w:szCs w:val="22"/>
-        </w:rPr>
-        <w:t>Indicates execution of an obfuscated or downloaded payload.</w:t>
+        <w:t>). Indicates execution of an obfuscated or downloaded payload.</w:t>
       </w:r>
     </w:p>
     <w:p>
@@ -17124,7 +17091,7 @@
           <w:szCs w:val="24"/>
         </w:rPr>
       </w:pPr>
-      <w:bookmarkStart w:id="36" w:name="_Toc216321110"/>
+      <w:bookmarkStart w:id="42" w:name="_Toc216321110"/>
       <w:r>
         <w:rPr>
           <w:rStyle w:val="Textoennegrita"/>
@@ -17135,7 +17102,7 @@
         </w:rPr>
         <w:t>7.2.2 Cluster L1-C1: Behavioral Analysis</w:t>
       </w:r>
-      <w:bookmarkEnd w:id="36"/>
+      <w:bookmarkEnd w:id="42"/>
     </w:p>
     <w:p>
       <w:pPr>
@@ -17181,6 +17148,7 @@
       <w:r>
         <w:rPr>
           <w:rFonts w:ascii="Times New Roman" w:hAnsi="Times New Roman" w:cs="Times New Roman"/>
+          <w:noProof/>
           <w:u w:val="single"/>
         </w:rPr>
         <w:drawing>
@@ -17770,7 +17738,7 @@
           <w:szCs w:val="24"/>
         </w:rPr>
       </w:pPr>
-      <w:bookmarkStart w:id="37" w:name="_Toc216321111"/>
+      <w:bookmarkStart w:id="43" w:name="_Toc216321111"/>
       <w:r>
         <w:rPr>
           <w:rStyle w:val="Textoennegrita"/>
@@ -17781,7 +17749,7 @@
         </w:rPr>
         <w:t>7.2.3 Cluster L1-C2: Behavioral Analysis</w:t>
       </w:r>
-      <w:bookmarkEnd w:id="37"/>
+      <w:bookmarkEnd w:id="43"/>
     </w:p>
     <w:p>
       <w:pPr>
@@ -17834,6 +17802,7 @@
           <w:rFonts w:eastAsiaTheme="majorEastAsia"/>
           <w:i w:val="0"/>
           <w:iCs w:val="0"/>
+          <w:noProof/>
           <w:sz w:val="22"/>
           <w:szCs w:val="22"/>
         </w:rPr>
@@ -18327,7 +18296,7 @@
           <w:szCs w:val="24"/>
         </w:rPr>
       </w:pPr>
-      <w:bookmarkStart w:id="38" w:name="_Toc216321112"/>
+      <w:bookmarkStart w:id="44" w:name="_Toc216321112"/>
       <w:r>
         <w:rPr>
           <w:rStyle w:val="Textoennegrita"/>
@@ -18336,29 +18305,9 @@
           <w:sz w:val="24"/>
           <w:szCs w:val="24"/>
         </w:rPr>
-        <w:t>7.2.</w:t>
-      </w:r>
-      <w:r>
-        <w:rPr>
-          <w:rStyle w:val="Textoennegrita"/>
-          <w:rFonts w:ascii="Times New Roman" w:hAnsi="Times New Roman" w:cs="Times New Roman"/>
-          <w:color w:val="auto"/>
-          <w:sz w:val="24"/>
-          <w:szCs w:val="24"/>
-        </w:rPr>
-        <w:t>4</w:t>
-      </w:r>
-      <w:r>
-        <w:rPr>
-          <w:rStyle w:val="Textoennegrita"/>
-          <w:rFonts w:ascii="Times New Roman" w:hAnsi="Times New Roman" w:cs="Times New Roman"/>
-          <w:color w:val="auto"/>
-          <w:sz w:val="24"/>
-          <w:szCs w:val="24"/>
-        </w:rPr>
-        <w:t xml:space="preserve"> Cluster L1-C3: Behavioral Analysis</w:t>
-      </w:r>
-      <w:bookmarkEnd w:id="38"/>
+        <w:t>7.2.4 Cluster L1-C3: Behavioral Analysis</w:t>
+      </w:r>
+      <w:bookmarkEnd w:id="44"/>
     </w:p>
     <w:p>
       <w:pPr>
@@ -18403,6 +18352,7 @@
       </w:pPr>
       <w:r>
         <w:rPr>
+          <w:noProof/>
           <w:sz w:val="22"/>
           <w:szCs w:val="22"/>
         </w:rPr>
@@ -18916,7 +18866,7 @@
           <w:color w:val="auto"/>
         </w:rPr>
       </w:pPr>
-      <w:bookmarkStart w:id="39" w:name="_Toc216321113"/>
+      <w:bookmarkStart w:id="45" w:name="_Toc216321113"/>
       <w:r>
         <w:rPr>
           <w:rStyle w:val="Textoennegrita"/>
@@ -18925,7 +18875,7 @@
         </w:rPr>
         <w:t>7.2.5 Cluster L1-C4: Behavioral Analysis</w:t>
       </w:r>
-      <w:bookmarkEnd w:id="39"/>
+      <w:bookmarkEnd w:id="45"/>
     </w:p>
     <w:p>
       <w:pPr>
@@ -18970,6 +18920,7 @@
       </w:pPr>
       <w:r>
         <w:rPr>
+          <w:noProof/>
           <w:sz w:val="22"/>
           <w:szCs w:val="22"/>
         </w:rPr>
@@ -19721,7 +19672,7 @@
           <w:szCs w:val="24"/>
         </w:rPr>
       </w:pPr>
-      <w:bookmarkStart w:id="40" w:name="_Toc216321114"/>
+      <w:bookmarkStart w:id="46" w:name="_Toc216321114"/>
       <w:r>
         <w:rPr>
           <w:rStyle w:val="Textoennegrita"/>
@@ -19732,7 +19683,7 @@
         </w:rPr>
         <w:t>7.2.6 Summary of Level 1 Behavioral Groups</w:t>
       </w:r>
-      <w:bookmarkEnd w:id="40"/>
+      <w:bookmarkEnd w:id="46"/>
     </w:p>
     <w:p>
       <w:pPr>
@@ -19778,14 +19729,7 @@
           <w:sz w:val="22"/>
           <w:szCs w:val="22"/>
         </w:rPr>
-        <w:t xml:space="preserve">: </w:t>
-      </w:r>
-      <w:r>
-        <w:rPr>
-          <w:sz w:val="22"/>
-          <w:szCs w:val="22"/>
-        </w:rPr>
-        <w:t xml:space="preserve">Both clusters follow a complete and structured compromise workflow, including system inspection, privilege modification, staging in </w:t>
+        <w:t xml:space="preserve">: Both clusters follow a complete and structured compromise workflow, including system inspection, privilege modification, staging in </w:t>
       </w:r>
       <w:r>
         <w:rPr>
@@ -20000,7 +19944,7 @@
           <w:szCs w:val="28"/>
         </w:rPr>
       </w:pPr>
-      <w:bookmarkStart w:id="41" w:name="_Toc216321115"/>
+      <w:bookmarkStart w:id="47" w:name="_Toc216321115"/>
       <w:r>
         <w:rPr>
           <w:rStyle w:val="Textoennegrita"/>
@@ -20021,7 +19965,7 @@
         </w:rPr>
         <w:t>Clusters</w:t>
       </w:r>
-      <w:bookmarkEnd w:id="41"/>
+      <w:bookmarkEnd w:id="47"/>
     </w:p>
     <w:p>
       <w:pPr>
@@ -20354,7 +20298,7 @@
           <w:szCs w:val="24"/>
         </w:rPr>
       </w:pPr>
-      <w:bookmarkStart w:id="42" w:name="_Toc216321116"/>
+      <w:bookmarkStart w:id="48" w:name="_Toc216321116"/>
       <w:r>
         <w:rPr>
           <w:rStyle w:val="Textoennegrita"/>
@@ -20365,7 +20309,7 @@
         </w:rPr>
         <w:t>7.3.1 Cluster L2-C0: Behavioral Analysis</w:t>
       </w:r>
-      <w:bookmarkEnd w:id="42"/>
+      <w:bookmarkEnd w:id="48"/>
     </w:p>
     <w:p>
       <w:pPr>
@@ -20415,6 +20359,7 @@
         <w:rPr>
           <w:rStyle w:val="nfasis"/>
           <w:rFonts w:eastAsiaTheme="majorEastAsia"/>
+          <w:noProof/>
           <w:sz w:val="22"/>
           <w:szCs w:val="22"/>
         </w:rPr>
@@ -21037,7 +20982,7 @@
           <w:szCs w:val="24"/>
         </w:rPr>
       </w:pPr>
-      <w:bookmarkStart w:id="43" w:name="_Toc216321117"/>
+      <w:bookmarkStart w:id="49" w:name="_Toc216321117"/>
       <w:r>
         <w:rPr>
           <w:rStyle w:val="Textoennegrita"/>
@@ -21048,7 +20993,7 @@
         </w:rPr>
         <w:t>7.3.2 Cluster L2-C1: Behavioral Analysis</w:t>
       </w:r>
-      <w:bookmarkEnd w:id="43"/>
+      <w:bookmarkEnd w:id="49"/>
     </w:p>
     <w:p>
       <w:pPr>
@@ -21109,6 +21054,7 @@
           <w:rFonts w:eastAsiaTheme="majorEastAsia"/>
           <w:i w:val="0"/>
           <w:iCs w:val="0"/>
+          <w:noProof/>
           <w:sz w:val="22"/>
           <w:szCs w:val="22"/>
         </w:rPr>
@@ -21725,7 +21671,7 @@
           <w:szCs w:val="24"/>
         </w:rPr>
       </w:pPr>
-      <w:bookmarkStart w:id="44" w:name="_Toc216321118"/>
+      <w:bookmarkStart w:id="50" w:name="_Toc216321118"/>
       <w:r>
         <w:rPr>
           <w:rStyle w:val="Textoennegrita"/>
@@ -21736,7 +21682,7 @@
         </w:rPr>
         <w:t>7.3.3 Cluster L2-C2: Behavioral Analysis</w:t>
       </w:r>
-      <w:bookmarkEnd w:id="44"/>
+      <w:bookmarkEnd w:id="50"/>
     </w:p>
     <w:p>
       <w:pPr>
@@ -21792,6 +21738,7 @@
         <w:rPr>
           <w:rStyle w:val="nfasis"/>
           <w:rFonts w:eastAsiaTheme="majorEastAsia"/>
+          <w:noProof/>
           <w:sz w:val="22"/>
           <w:szCs w:val="22"/>
         </w:rPr>
@@ -22327,7 +22274,7 @@
           <w:szCs w:val="24"/>
         </w:rPr>
       </w:pPr>
-      <w:bookmarkStart w:id="45" w:name="_Toc216321119"/>
+      <w:bookmarkStart w:id="51" w:name="_Toc216321119"/>
       <w:r>
         <w:rPr>
           <w:rStyle w:val="Textoennegrita"/>
@@ -22338,7 +22285,7 @@
         </w:rPr>
         <w:t>7.3.4 Summary of Level 2 Behavioral Groups</w:t>
       </w:r>
-      <w:bookmarkEnd w:id="45"/>
+      <w:bookmarkEnd w:id="51"/>
     </w:p>
     <w:p>
       <w:pPr>
@@ -22735,7 +22682,7 @@
           <w:szCs w:val="28"/>
         </w:rPr>
       </w:pPr>
-      <w:bookmarkStart w:id="46" w:name="_Toc216321120"/>
+      <w:bookmarkStart w:id="52" w:name="_Toc216321120"/>
       <w:r>
         <w:rPr>
           <w:rStyle w:val="Textoennegrita"/>
@@ -22746,7 +22693,7 @@
         </w:rPr>
         <w:t>7.4 Level 3: Low-Density Sessions (Human and Skilled Operators)</w:t>
       </w:r>
-      <w:bookmarkEnd w:id="46"/>
+      <w:bookmarkEnd w:id="52"/>
     </w:p>
     <w:p>
       <w:pPr>
@@ -22951,7 +22898,7 @@
           <w:szCs w:val="24"/>
         </w:rPr>
       </w:pPr>
-      <w:bookmarkStart w:id="47" w:name="_Toc216321121"/>
+      <w:bookmarkStart w:id="53" w:name="_Toc216321121"/>
       <w:r>
         <w:rPr>
           <w:rStyle w:val="Textoennegrita"/>
@@ -22962,7 +22909,7 @@
         </w:rPr>
         <w:t>7.4.1 Cluster L3-C0: Behavioral Analysis</w:t>
       </w:r>
-      <w:bookmarkEnd w:id="47"/>
+      <w:bookmarkEnd w:id="53"/>
     </w:p>
     <w:p>
       <w:pPr>
@@ -23019,6 +22966,7 @@
         <w:rPr>
           <w:rStyle w:val="nfasis"/>
           <w:rFonts w:eastAsiaTheme="majorEastAsia"/>
+          <w:noProof/>
           <w:sz w:val="22"/>
           <w:szCs w:val="22"/>
         </w:rPr>
@@ -24093,7 +24041,7 @@
           <w:szCs w:val="22"/>
         </w:rPr>
       </w:pPr>
-      <w:bookmarkStart w:id="48" w:name="_Toc216321122"/>
+      <w:bookmarkStart w:id="54" w:name="_Toc216321122"/>
       <w:r>
         <w:rPr>
           <w:rStyle w:val="Textoennegrita"/>
@@ -24104,7 +24052,7 @@
         </w:rPr>
         <w:t>7.4.2 Cluster L3-C1: Behavioral Analysis</w:t>
       </w:r>
-      <w:bookmarkEnd w:id="48"/>
+      <w:bookmarkEnd w:id="54"/>
     </w:p>
     <w:p>
       <w:pPr>
@@ -24161,6 +24109,7 @@
         <w:rPr>
           <w:rStyle w:val="nfasis"/>
           <w:rFonts w:eastAsiaTheme="majorEastAsia"/>
+          <w:noProof/>
           <w:sz w:val="22"/>
           <w:szCs w:val="22"/>
         </w:rPr>
@@ -24803,7 +24752,7 @@
           <w:szCs w:val="24"/>
         </w:rPr>
       </w:pPr>
-      <w:bookmarkStart w:id="49" w:name="_Toc216321123"/>
+      <w:bookmarkStart w:id="55" w:name="_Toc216321123"/>
       <w:r>
         <w:rPr>
           <w:rStyle w:val="Textoennegrita"/>
@@ -24814,7 +24763,7 @@
         </w:rPr>
         <w:t>7.4.3 Cluster L3-C2: Behavioral Analysis</w:t>
       </w:r>
-      <w:bookmarkEnd w:id="49"/>
+      <w:bookmarkEnd w:id="55"/>
     </w:p>
     <w:p>
       <w:pPr>
@@ -24871,6 +24820,7 @@
         <w:rPr>
           <w:rStyle w:val="nfasis"/>
           <w:rFonts w:eastAsiaTheme="majorEastAsia"/>
+          <w:noProof/>
           <w:sz w:val="22"/>
           <w:szCs w:val="22"/>
         </w:rPr>
@@ -24934,6 +24884,7 @@
         <w:rPr>
           <w:rStyle w:val="nfasis"/>
           <w:rFonts w:eastAsiaTheme="majorEastAsia"/>
+          <w:noProof/>
           <w:sz w:val="22"/>
           <w:szCs w:val="22"/>
         </w:rPr>
@@ -25368,7 +25319,7 @@
           <w:szCs w:val="24"/>
         </w:rPr>
       </w:pPr>
-      <w:bookmarkStart w:id="50" w:name="_Toc216321124"/>
+      <w:bookmarkStart w:id="56" w:name="_Toc216321124"/>
       <w:r>
         <w:rPr>
           <w:rStyle w:val="Textoennegrita"/>
@@ -25379,7 +25330,7 @@
         </w:rPr>
         <w:t>7.4.4 Summary of Level 3 Behavioral Groups</w:t>
       </w:r>
-      <w:bookmarkEnd w:id="50"/>
+      <w:bookmarkEnd w:id="56"/>
     </w:p>
     <w:p>
       <w:pPr>
@@ -25649,7 +25600,7 @@
           <w:color w:val="auto"/>
         </w:rPr>
       </w:pPr>
-      <w:bookmarkStart w:id="51" w:name="_Toc216321125"/>
+      <w:bookmarkStart w:id="57" w:name="_Toc216321125"/>
       <w:r>
         <w:rPr>
           <w:rStyle w:val="Textoennegrita"/>
@@ -25658,7 +25609,7 @@
         </w:rPr>
         <w:t>7.5 Outliers and Rare Anomalous Sessions</w:t>
       </w:r>
-      <w:bookmarkEnd w:id="51"/>
+      <w:bookmarkEnd w:id="57"/>
     </w:p>
     <w:p>
       <w:pPr>
@@ -25721,14 +25672,7 @@
           <w:sz w:val="22"/>
           <w:szCs w:val="22"/>
         </w:rPr>
-        <w:t xml:space="preserve">: </w:t>
-      </w:r>
-      <w:r>
-        <w:rPr>
-          <w:sz w:val="22"/>
-          <w:szCs w:val="22"/>
-        </w:rPr>
-        <w:t>Sessions that contain only fragments of automated workflows, partial command sequences, or malformed interactions that lack sufficient structure for clustering.</w:t>
+        <w:t>: Sessions that contain only fragments of automated workflows, partial command sequences, or malformed interactions that lack sufficient structure for clustering.</w:t>
       </w:r>
     </w:p>
     <w:p>
@@ -25874,7 +25818,7 @@
           <w:szCs w:val="24"/>
         </w:rPr>
       </w:pPr>
-      <w:bookmarkStart w:id="52" w:name="_Toc216321126"/>
+      <w:bookmarkStart w:id="58" w:name="_Toc216321126"/>
       <w:r>
         <w:rPr>
           <w:rStyle w:val="Textoennegrita"/>
@@ -25886,7 +25830,7 @@
         <w:lastRenderedPageBreak/>
         <w:t>7.5.1 Behavioral Characteristics of Outliers</w:t>
       </w:r>
-      <w:bookmarkEnd w:id="52"/>
+      <w:bookmarkEnd w:id="58"/>
     </w:p>
     <w:p>
       <w:pPr>
@@ -26023,7 +25967,7 @@
           <w:szCs w:val="24"/>
         </w:rPr>
       </w:pPr>
-      <w:bookmarkStart w:id="53" w:name="_Toc216321127"/>
+      <w:bookmarkStart w:id="59" w:name="_Toc216321127"/>
       <w:r>
         <w:rPr>
           <w:rStyle w:val="Textoennegrita"/>
@@ -26032,8 +25976,1448 @@
           <w:sz w:val="24"/>
           <w:szCs w:val="24"/>
         </w:rPr>
-        <w:t>7.5.</w:t>
-      </w:r>
+        <w:t>7.5.2 Samples of Expert Hackers</w:t>
+      </w:r>
+      <w:bookmarkEnd w:id="59"/>
+    </w:p>
+    <w:p>
+      <w:pPr>
+        <w:pStyle w:val="NormalWeb"/>
+        <w:jc w:val="both"/>
+        <w:rPr>
+          <w:sz w:val="22"/>
+          <w:szCs w:val="22"/>
+        </w:rPr>
+      </w:pPr>
+      <w:r>
+        <w:rPr>
+          <w:sz w:val="22"/>
+          <w:szCs w:val="22"/>
+        </w:rPr>
+        <w:t>Some outlier sessions exhibit clear signs of skilled human interaction. These examples show irregular timing, high command diversity, purposeful exploration, and execution patterns that do not match automated workflows.</w:t>
+      </w:r>
+    </w:p>
+    <w:p>
+      <w:pPr>
+        <w:pStyle w:val="NormalWeb"/>
+        <w:jc w:val="both"/>
+        <w:rPr>
+          <w:sz w:val="22"/>
+          <w:szCs w:val="22"/>
+          <w:u w:val="single"/>
+        </w:rPr>
+      </w:pPr>
+      <w:r>
+        <w:rPr>
+          <w:rStyle w:val="Textoennegrita"/>
+          <w:rFonts w:eastAsiaTheme="majorEastAsia"/>
+          <w:b w:val="0"/>
+          <w:bCs w:val="0"/>
+          <w:sz w:val="22"/>
+          <w:szCs w:val="22"/>
+          <w:u w:val="single"/>
+        </w:rPr>
+        <w:t>Session: 051da2977a31</w:t>
+      </w:r>
+    </w:p>
+    <w:p>
+      <w:pPr>
+        <w:pStyle w:val="NormalWeb"/>
+        <w:numPr>
+          <w:ilvl w:val="0"/>
+          <w:numId w:val="106"/>
+        </w:numPr>
+        <w:jc w:val="both"/>
+        <w:rPr>
+          <w:sz w:val="22"/>
+          <w:szCs w:val="22"/>
+        </w:rPr>
+      </w:pPr>
+      <w:proofErr w:type="spellStart"/>
+      <w:r>
+        <w:rPr>
+          <w:rStyle w:val="CdigoHTML"/>
+          <w:rFonts w:eastAsiaTheme="majorEastAsia"/>
+          <w:highlight w:val="lightGray"/>
+        </w:rPr>
+        <w:t>std_inter_command_time</w:t>
+      </w:r>
+      <w:proofErr w:type="spellEnd"/>
+      <w:r>
+        <w:rPr>
+          <w:rStyle w:val="CdigoHTML"/>
+          <w:rFonts w:eastAsiaTheme="majorEastAsia"/>
+          <w:highlight w:val="lightGray"/>
+        </w:rPr>
+        <w:t xml:space="preserve"> = 11.83 s</w:t>
+      </w:r>
+      <w:r>
+        <w:rPr>
+          <w:sz w:val="20"/>
+          <w:szCs w:val="20"/>
+        </w:rPr>
+        <w:t xml:space="preserve"> </w:t>
+      </w:r>
+      <w:r>
+        <w:rPr>
+          <w:sz w:val="22"/>
+          <w:szCs w:val="22"/>
+        </w:rPr>
+        <w:t>→ Irregular pacing typical of manual decision-making.</w:t>
+      </w:r>
+    </w:p>
+    <w:p>
+      <w:pPr>
+        <w:pStyle w:val="NormalWeb"/>
+        <w:numPr>
+          <w:ilvl w:val="0"/>
+          <w:numId w:val="106"/>
+        </w:numPr>
+        <w:jc w:val="both"/>
+        <w:rPr>
+          <w:sz w:val="22"/>
+          <w:szCs w:val="22"/>
+        </w:rPr>
+      </w:pPr>
+      <w:proofErr w:type="spellStart"/>
+      <w:r>
+        <w:rPr>
+          <w:rStyle w:val="CdigoHTML"/>
+          <w:rFonts w:eastAsiaTheme="majorEastAsia"/>
+          <w:highlight w:val="lightGray"/>
+        </w:rPr>
+        <w:t>command_diversity</w:t>
+      </w:r>
+      <w:proofErr w:type="spellEnd"/>
+      <w:r>
+        <w:rPr>
+          <w:rStyle w:val="CdigoHTML"/>
+          <w:rFonts w:eastAsiaTheme="majorEastAsia"/>
+          <w:highlight w:val="lightGray"/>
+        </w:rPr>
+        <w:t xml:space="preserve"> = 16</w:t>
+      </w:r>
+      <w:r>
+        <w:rPr>
+          <w:sz w:val="20"/>
+          <w:szCs w:val="20"/>
+          <w:highlight w:val="lightGray"/>
+        </w:rPr>
+        <w:t xml:space="preserve">, </w:t>
+      </w:r>
+      <w:proofErr w:type="spellStart"/>
+      <w:r>
+        <w:rPr>
+          <w:rStyle w:val="CdigoHTML"/>
+          <w:rFonts w:eastAsiaTheme="majorEastAsia"/>
+          <w:highlight w:val="lightGray"/>
+        </w:rPr>
+        <w:t>unique_commands_ratio</w:t>
+      </w:r>
+      <w:proofErr w:type="spellEnd"/>
+      <w:r>
+        <w:rPr>
+          <w:rStyle w:val="CdigoHTML"/>
+          <w:rFonts w:eastAsiaTheme="majorEastAsia"/>
+          <w:highlight w:val="lightGray"/>
+        </w:rPr>
+        <w:t xml:space="preserve"> ≈ 0.56</w:t>
+      </w:r>
+      <w:r>
+        <w:rPr>
+          <w:sz w:val="20"/>
+          <w:szCs w:val="20"/>
+        </w:rPr>
+        <w:t xml:space="preserve"> </w:t>
+      </w:r>
+      <w:r>
+        <w:rPr>
+          <w:sz w:val="22"/>
+          <w:szCs w:val="22"/>
+        </w:rPr>
+        <w:t>→ Broad and varied command usage.</w:t>
+      </w:r>
+    </w:p>
+    <w:p>
+      <w:pPr>
+        <w:pStyle w:val="NormalWeb"/>
+        <w:numPr>
+          <w:ilvl w:val="0"/>
+          <w:numId w:val="106"/>
+        </w:numPr>
+        <w:jc w:val="both"/>
+        <w:rPr>
+          <w:sz w:val="22"/>
+          <w:szCs w:val="22"/>
+        </w:rPr>
+      </w:pPr>
+      <w:proofErr w:type="spellStart"/>
+      <w:r>
+        <w:rPr>
+          <w:rStyle w:val="CdigoHTML"/>
+          <w:rFonts w:eastAsiaTheme="majorEastAsia"/>
+          <w:highlight w:val="lightGray"/>
+        </w:rPr>
+        <w:t>command_error_rate</w:t>
+      </w:r>
+      <w:proofErr w:type="spellEnd"/>
+      <w:r>
+        <w:rPr>
+          <w:rStyle w:val="CdigoHTML"/>
+          <w:rFonts w:eastAsiaTheme="majorEastAsia"/>
+          <w:highlight w:val="lightGray"/>
+        </w:rPr>
+        <w:t xml:space="preserve"> = 0.0</w:t>
+      </w:r>
+      <w:r>
+        <w:rPr>
+          <w:sz w:val="22"/>
+          <w:szCs w:val="22"/>
+        </w:rPr>
+        <w:t xml:space="preserve"> → High precision and familiarity with the environment.</w:t>
+      </w:r>
+    </w:p>
+    <w:p>
+      <w:pPr>
+        <w:pStyle w:val="NormalWeb"/>
+        <w:numPr>
+          <w:ilvl w:val="0"/>
+          <w:numId w:val="106"/>
+        </w:numPr>
+        <w:jc w:val="both"/>
+        <w:rPr>
+          <w:sz w:val="22"/>
+          <w:szCs w:val="22"/>
+        </w:rPr>
+      </w:pPr>
+      <w:proofErr w:type="spellStart"/>
+      <w:r>
+        <w:rPr>
+          <w:rStyle w:val="CdigoHTML"/>
+          <w:rFonts w:eastAsiaTheme="majorEastAsia"/>
+          <w:highlight w:val="lightGray"/>
+        </w:rPr>
+        <w:t>session_duration</w:t>
+      </w:r>
+      <w:proofErr w:type="spellEnd"/>
+      <w:r>
+        <w:rPr>
+          <w:rStyle w:val="CdigoHTML"/>
+          <w:rFonts w:eastAsiaTheme="majorEastAsia"/>
+          <w:highlight w:val="lightGray"/>
+        </w:rPr>
+        <w:t xml:space="preserve"> = 135.8 s</w:t>
+      </w:r>
+      <w:r>
+        <w:rPr>
+          <w:sz w:val="20"/>
+          <w:szCs w:val="20"/>
+          <w:highlight w:val="lightGray"/>
+        </w:rPr>
+        <w:t xml:space="preserve">, </w:t>
+      </w:r>
+      <w:proofErr w:type="spellStart"/>
+      <w:r>
+        <w:rPr>
+          <w:rStyle w:val="CdigoHTML"/>
+          <w:rFonts w:eastAsiaTheme="majorEastAsia"/>
+          <w:highlight w:val="lightGray"/>
+        </w:rPr>
+        <w:t>num_events</w:t>
+      </w:r>
+      <w:proofErr w:type="spellEnd"/>
+      <w:r>
+        <w:rPr>
+          <w:rStyle w:val="CdigoHTML"/>
+          <w:rFonts w:eastAsiaTheme="majorEastAsia"/>
+          <w:highlight w:val="lightGray"/>
+        </w:rPr>
+        <w:t xml:space="preserve"> = 41</w:t>
+      </w:r>
+      <w:r>
+        <w:rPr>
+          <w:sz w:val="20"/>
+          <w:szCs w:val="20"/>
+        </w:rPr>
+        <w:t xml:space="preserve"> </w:t>
+      </w:r>
+      <w:r>
+        <w:rPr>
+          <w:sz w:val="22"/>
+          <w:szCs w:val="22"/>
+        </w:rPr>
+        <w:t>→ Steady, thoughtful interaction rhythm.</w:t>
+      </w:r>
+    </w:p>
+    <w:p>
+      <w:pPr>
+        <w:pStyle w:val="NormalWeb"/>
+        <w:jc w:val="both"/>
+        <w:rPr>
+          <w:sz w:val="22"/>
+          <w:szCs w:val="22"/>
+        </w:rPr>
+      </w:pPr>
+      <w:r>
+        <w:rPr>
+          <w:rStyle w:val="Textoennegrita"/>
+          <w:rFonts w:eastAsiaTheme="majorEastAsia"/>
+          <w:sz w:val="22"/>
+          <w:szCs w:val="22"/>
+        </w:rPr>
+        <w:t>Interpretation:</w:t>
+      </w:r>
+      <w:r>
+        <w:rPr>
+          <w:sz w:val="22"/>
+          <w:szCs w:val="22"/>
+        </w:rPr>
+        <w:br/>
+        <w:t>Consistent with a knowledgeable operator exploring the system manually.</w:t>
+      </w:r>
+    </w:p>
+    <w:p>
+      <w:pPr>
+        <w:pStyle w:val="NormalWeb"/>
+        <w:jc w:val="both"/>
+        <w:rPr>
+          <w:sz w:val="22"/>
+          <w:szCs w:val="22"/>
+          <w:u w:val="single"/>
+        </w:rPr>
+      </w:pPr>
+      <w:r>
+        <w:rPr>
+          <w:rStyle w:val="Textoennegrita"/>
+          <w:rFonts w:eastAsiaTheme="majorEastAsia"/>
+          <w:b w:val="0"/>
+          <w:bCs w:val="0"/>
+          <w:sz w:val="22"/>
+          <w:szCs w:val="22"/>
+          <w:u w:val="single"/>
+        </w:rPr>
+        <w:t>Session: 27983da3ac55</w:t>
+      </w:r>
+    </w:p>
+    <w:p>
+      <w:pPr>
+        <w:pStyle w:val="NormalWeb"/>
+        <w:numPr>
+          <w:ilvl w:val="0"/>
+          <w:numId w:val="107"/>
+        </w:numPr>
+        <w:jc w:val="both"/>
+        <w:rPr>
+          <w:sz w:val="22"/>
+          <w:szCs w:val="22"/>
+        </w:rPr>
+      </w:pPr>
+      <w:proofErr w:type="spellStart"/>
+      <w:r>
+        <w:rPr>
+          <w:rStyle w:val="CdigoHTML"/>
+          <w:rFonts w:eastAsiaTheme="majorEastAsia"/>
+          <w:highlight w:val="lightGray"/>
+        </w:rPr>
+        <w:t>std_inter_command_time</w:t>
+      </w:r>
+      <w:proofErr w:type="spellEnd"/>
+      <w:r>
+        <w:rPr>
+          <w:rStyle w:val="CdigoHTML"/>
+          <w:rFonts w:eastAsiaTheme="majorEastAsia"/>
+          <w:highlight w:val="lightGray"/>
+        </w:rPr>
+        <w:t xml:space="preserve"> = 26.86 s</w:t>
+      </w:r>
+      <w:r>
+        <w:rPr>
+          <w:sz w:val="20"/>
+          <w:szCs w:val="20"/>
+        </w:rPr>
+        <w:t xml:space="preserve"> </w:t>
+      </w:r>
+      <w:r>
+        <w:rPr>
+          <w:sz w:val="22"/>
+          <w:szCs w:val="22"/>
+        </w:rPr>
+        <w:t>→ Long pauses suggesting evaluation of output.</w:t>
+      </w:r>
+    </w:p>
+    <w:p>
+      <w:pPr>
+        <w:pStyle w:val="NormalWeb"/>
+        <w:numPr>
+          <w:ilvl w:val="0"/>
+          <w:numId w:val="107"/>
+        </w:numPr>
+        <w:jc w:val="both"/>
+        <w:rPr>
+          <w:sz w:val="22"/>
+          <w:szCs w:val="22"/>
+        </w:rPr>
+      </w:pPr>
+      <w:proofErr w:type="spellStart"/>
+      <w:r>
+        <w:rPr>
+          <w:rStyle w:val="CdigoHTML"/>
+          <w:rFonts w:eastAsiaTheme="majorEastAsia"/>
+          <w:highlight w:val="lightGray"/>
+        </w:rPr>
+        <w:t>command_diversity</w:t>
+      </w:r>
+      <w:proofErr w:type="spellEnd"/>
+      <w:r>
+        <w:rPr>
+          <w:rStyle w:val="CdigoHTML"/>
+          <w:rFonts w:eastAsiaTheme="majorEastAsia"/>
+          <w:highlight w:val="lightGray"/>
+        </w:rPr>
+        <w:t xml:space="preserve"> = 17</w:t>
+      </w:r>
+      <w:r>
+        <w:rPr>
+          <w:sz w:val="20"/>
+          <w:szCs w:val="20"/>
+          <w:highlight w:val="lightGray"/>
+        </w:rPr>
+        <w:t xml:space="preserve">, </w:t>
+      </w:r>
+      <w:proofErr w:type="spellStart"/>
+      <w:r>
+        <w:rPr>
+          <w:rStyle w:val="CdigoHTML"/>
+          <w:rFonts w:eastAsiaTheme="majorEastAsia"/>
+          <w:highlight w:val="lightGray"/>
+        </w:rPr>
+        <w:t>unique_commands_ratio</w:t>
+      </w:r>
+      <w:proofErr w:type="spellEnd"/>
+      <w:r>
+        <w:rPr>
+          <w:rStyle w:val="CdigoHTML"/>
+          <w:rFonts w:eastAsiaTheme="majorEastAsia"/>
+          <w:highlight w:val="lightGray"/>
+        </w:rPr>
+        <w:t xml:space="preserve"> ≈ 0.56</w:t>
+      </w:r>
+      <w:r>
+        <w:rPr>
+          <w:sz w:val="20"/>
+          <w:szCs w:val="20"/>
+        </w:rPr>
+        <w:t xml:space="preserve"> </w:t>
+      </w:r>
+      <w:r>
+        <w:rPr>
+          <w:sz w:val="22"/>
+          <w:szCs w:val="22"/>
+        </w:rPr>
+        <w:t>→ Extensive use of different tools.</w:t>
+      </w:r>
+    </w:p>
+    <w:p>
+      <w:pPr>
+        <w:pStyle w:val="NormalWeb"/>
+        <w:numPr>
+          <w:ilvl w:val="0"/>
+          <w:numId w:val="107"/>
+        </w:numPr>
+        <w:jc w:val="both"/>
+        <w:rPr>
+          <w:sz w:val="22"/>
+          <w:szCs w:val="22"/>
+        </w:rPr>
+      </w:pPr>
+      <w:proofErr w:type="spellStart"/>
+      <w:r>
+        <w:rPr>
+          <w:rStyle w:val="CdigoHTML"/>
+          <w:rFonts w:eastAsiaTheme="majorEastAsia"/>
+          <w:highlight w:val="lightGray"/>
+        </w:rPr>
+        <w:t>command_error_rate</w:t>
+      </w:r>
+      <w:proofErr w:type="spellEnd"/>
+      <w:r>
+        <w:rPr>
+          <w:rStyle w:val="CdigoHTML"/>
+          <w:rFonts w:eastAsiaTheme="majorEastAsia"/>
+          <w:highlight w:val="lightGray"/>
+        </w:rPr>
+        <w:t xml:space="preserve"> ≈ 9%</w:t>
+      </w:r>
+      <w:r>
+        <w:rPr>
+          <w:sz w:val="22"/>
+          <w:szCs w:val="22"/>
+        </w:rPr>
+        <w:t xml:space="preserve"> → Occasional errors, common in manual probing.</w:t>
+      </w:r>
+    </w:p>
+    <w:p>
+      <w:pPr>
+        <w:pStyle w:val="NormalWeb"/>
+        <w:numPr>
+          <w:ilvl w:val="0"/>
+          <w:numId w:val="107"/>
+        </w:numPr>
+        <w:jc w:val="both"/>
+        <w:rPr>
+          <w:sz w:val="22"/>
+          <w:szCs w:val="22"/>
+        </w:rPr>
+      </w:pPr>
+      <w:r>
+        <w:rPr>
+          <w:sz w:val="22"/>
+          <w:szCs w:val="22"/>
+        </w:rPr>
+        <w:t>Mix of exploration, process inspection, and light exploitation.</w:t>
+      </w:r>
+    </w:p>
+    <w:p>
+      <w:pPr>
+        <w:pStyle w:val="NormalWeb"/>
+        <w:jc w:val="both"/>
+        <w:rPr>
+          <w:sz w:val="22"/>
+          <w:szCs w:val="22"/>
+        </w:rPr>
+      </w:pPr>
+      <w:r>
+        <w:rPr>
+          <w:rStyle w:val="Textoennegrita"/>
+          <w:rFonts w:eastAsiaTheme="majorEastAsia"/>
+          <w:sz w:val="22"/>
+          <w:szCs w:val="22"/>
+        </w:rPr>
+        <w:t>Interpretation:</w:t>
+      </w:r>
+      <w:r>
+        <w:rPr>
+          <w:sz w:val="22"/>
+          <w:szCs w:val="22"/>
+        </w:rPr>
+        <w:br/>
+        <w:t>Behavior aligns with an experienced user conducting targeted, manual investigation.</w:t>
+      </w:r>
+    </w:p>
+    <w:p>
+      <w:pPr>
+        <w:pStyle w:val="NormalWeb"/>
+        <w:jc w:val="both"/>
+        <w:rPr>
+          <w:sz w:val="22"/>
+          <w:szCs w:val="22"/>
+          <w:u w:val="single"/>
+        </w:rPr>
+      </w:pPr>
+      <w:r>
+        <w:rPr>
+          <w:rStyle w:val="Textoennegrita"/>
+          <w:rFonts w:eastAsiaTheme="majorEastAsia"/>
+          <w:b w:val="0"/>
+          <w:bCs w:val="0"/>
+          <w:sz w:val="22"/>
+          <w:szCs w:val="22"/>
+          <w:u w:val="single"/>
+        </w:rPr>
+        <w:t>Overall Interpretation</w:t>
+      </w:r>
+    </w:p>
+    <w:p>
+      <w:pPr>
+        <w:pStyle w:val="NormalWeb"/>
+        <w:jc w:val="both"/>
+        <w:rPr>
+          <w:sz w:val="22"/>
+          <w:szCs w:val="22"/>
+        </w:rPr>
+      </w:pPr>
+      <w:r>
+        <w:rPr>
+          <w:sz w:val="22"/>
+          <w:szCs w:val="22"/>
+        </w:rPr>
+        <w:t xml:space="preserve">These sessions demonstrate traits typical of </w:t>
+      </w:r>
+      <w:r>
+        <w:rPr>
+          <w:rStyle w:val="Textoennegrita"/>
+          <w:rFonts w:eastAsiaTheme="majorEastAsia"/>
+          <w:sz w:val="22"/>
+          <w:szCs w:val="22"/>
+        </w:rPr>
+        <w:t>skilled human attackers</w:t>
+      </w:r>
+      <w:r>
+        <w:rPr>
+          <w:sz w:val="22"/>
+          <w:szCs w:val="22"/>
+        </w:rPr>
+        <w:t>:</w:t>
+      </w:r>
+    </w:p>
+    <w:p>
+      <w:pPr>
+        <w:pStyle w:val="NormalWeb"/>
+        <w:numPr>
+          <w:ilvl w:val="0"/>
+          <w:numId w:val="108"/>
+        </w:numPr>
+        <w:jc w:val="both"/>
+        <w:rPr>
+          <w:sz w:val="22"/>
+          <w:szCs w:val="22"/>
+        </w:rPr>
+      </w:pPr>
+      <w:r>
+        <w:rPr>
+          <w:sz w:val="22"/>
+          <w:szCs w:val="22"/>
+        </w:rPr>
+        <w:t>irregular timing,</w:t>
+      </w:r>
+    </w:p>
+    <w:p>
+      <w:pPr>
+        <w:pStyle w:val="NormalWeb"/>
+        <w:numPr>
+          <w:ilvl w:val="0"/>
+          <w:numId w:val="108"/>
+        </w:numPr>
+        <w:jc w:val="both"/>
+        <w:rPr>
+          <w:sz w:val="22"/>
+          <w:szCs w:val="22"/>
+        </w:rPr>
+      </w:pPr>
+      <w:r>
+        <w:rPr>
+          <w:sz w:val="22"/>
+          <w:szCs w:val="22"/>
+        </w:rPr>
+        <w:t>diverse and purposeful command usage,</w:t>
+      </w:r>
+    </w:p>
+    <w:p>
+      <w:pPr>
+        <w:pStyle w:val="NormalWeb"/>
+        <w:numPr>
+          <w:ilvl w:val="0"/>
+          <w:numId w:val="108"/>
+        </w:numPr>
+        <w:jc w:val="both"/>
+        <w:rPr>
+          <w:sz w:val="22"/>
+          <w:szCs w:val="22"/>
+        </w:rPr>
+      </w:pPr>
+      <w:r>
+        <w:rPr>
+          <w:sz w:val="22"/>
+          <w:szCs w:val="22"/>
+        </w:rPr>
+        <w:t>minimal repetition,</w:t>
+      </w:r>
+    </w:p>
+    <w:p>
+      <w:pPr>
+        <w:pStyle w:val="NormalWeb"/>
+        <w:numPr>
+          <w:ilvl w:val="0"/>
+          <w:numId w:val="108"/>
+        </w:numPr>
+        <w:jc w:val="both"/>
+        <w:rPr>
+          <w:sz w:val="22"/>
+          <w:szCs w:val="22"/>
+        </w:rPr>
+      </w:pPr>
+      <w:r>
+        <w:rPr>
+          <w:sz w:val="22"/>
+          <w:szCs w:val="22"/>
+        </w:rPr>
+        <w:lastRenderedPageBreak/>
+        <w:t>and clear intent behind each action.</w:t>
+      </w:r>
+    </w:p>
+    <w:p>
+      <w:pPr>
+        <w:pStyle w:val="NormalWeb"/>
+        <w:jc w:val="both"/>
+        <w:rPr>
+          <w:sz w:val="22"/>
+          <w:szCs w:val="22"/>
+        </w:rPr>
+      </w:pPr>
+      <w:r>
+        <w:rPr>
+          <w:sz w:val="22"/>
+          <w:szCs w:val="22"/>
+        </w:rPr>
+        <w:t>Such characteristics distinguish them from both automated bots and low-skill users.</w:t>
+      </w:r>
+    </w:p>
+    <w:p>
+      <w:pPr>
+        <w:pStyle w:val="Ttulo3"/>
+        <w:rPr>
+          <w:rFonts w:ascii="Times New Roman" w:hAnsi="Times New Roman" w:cs="Times New Roman"/>
+          <w:color w:val="auto"/>
+          <w:sz w:val="24"/>
+          <w:szCs w:val="22"/>
+        </w:rPr>
+      </w:pPr>
+      <w:bookmarkStart w:id="60" w:name="_Toc216321128"/>
+      <w:r>
+        <w:rPr>
+          <w:rStyle w:val="Textoennegrita"/>
+          <w:rFonts w:ascii="Times New Roman" w:hAnsi="Times New Roman" w:cs="Times New Roman"/>
+          <w:color w:val="auto"/>
+          <w:sz w:val="24"/>
+          <w:szCs w:val="22"/>
+        </w:rPr>
+        <w:t>7.5.3 Samples of Script Kiddies</w:t>
+      </w:r>
+      <w:bookmarkEnd w:id="60"/>
+    </w:p>
+    <w:p>
+      <w:pPr>
+        <w:pStyle w:val="NormalWeb"/>
+        <w:jc w:val="both"/>
+        <w:rPr>
+          <w:sz w:val="22"/>
+          <w:szCs w:val="22"/>
+        </w:rPr>
+      </w:pPr>
+      <w:r>
+        <w:rPr>
+          <w:sz w:val="22"/>
+          <w:szCs w:val="22"/>
+        </w:rPr>
+        <w:t xml:space="preserve">Some outlier sessions display behaviors typical of </w:t>
+      </w:r>
+      <w:r>
+        <w:rPr>
+          <w:rStyle w:val="Textoennegrita"/>
+          <w:rFonts w:eastAsiaTheme="majorEastAsia"/>
+          <w:sz w:val="22"/>
+          <w:szCs w:val="22"/>
+        </w:rPr>
+        <w:t>inexperienced human users</w:t>
+      </w:r>
+      <w:r>
+        <w:rPr>
+          <w:sz w:val="22"/>
+          <w:szCs w:val="22"/>
+        </w:rPr>
+        <w:t>, characterized by limited command knowledge, high error rates, and hesitant interaction patterns.</w:t>
+      </w:r>
+    </w:p>
+    <w:p>
+      <w:pPr>
+        <w:pStyle w:val="NormalWeb"/>
+        <w:jc w:val="both"/>
+        <w:rPr>
+          <w:sz w:val="22"/>
+          <w:szCs w:val="22"/>
+          <w:u w:val="single"/>
+        </w:rPr>
+      </w:pPr>
+      <w:r>
+        <w:rPr>
+          <w:rStyle w:val="Textoennegrita"/>
+          <w:rFonts w:eastAsiaTheme="majorEastAsia"/>
+          <w:b w:val="0"/>
+          <w:bCs w:val="0"/>
+          <w:sz w:val="22"/>
+          <w:szCs w:val="22"/>
+          <w:u w:val="single"/>
+        </w:rPr>
+        <w:t>Session: 60a1c78f32a4</w:t>
+      </w:r>
+    </w:p>
+    <w:p>
+      <w:pPr>
+        <w:pStyle w:val="NormalWeb"/>
+        <w:numPr>
+          <w:ilvl w:val="0"/>
+          <w:numId w:val="109"/>
+        </w:numPr>
+        <w:jc w:val="both"/>
+        <w:rPr>
+          <w:sz w:val="22"/>
+          <w:szCs w:val="22"/>
+        </w:rPr>
+      </w:pPr>
+      <w:proofErr w:type="spellStart"/>
+      <w:r>
+        <w:rPr>
+          <w:rStyle w:val="CdigoHTML"/>
+          <w:rFonts w:eastAsiaTheme="majorEastAsia"/>
+          <w:highlight w:val="lightGray"/>
+        </w:rPr>
+        <w:t>std_inter_command_time</w:t>
+      </w:r>
+      <w:proofErr w:type="spellEnd"/>
+      <w:r>
+        <w:rPr>
+          <w:rStyle w:val="CdigoHTML"/>
+          <w:rFonts w:eastAsiaTheme="majorEastAsia"/>
+          <w:highlight w:val="lightGray"/>
+        </w:rPr>
+        <w:t xml:space="preserve"> ≈ 36 s</w:t>
+      </w:r>
+      <w:r>
+        <w:rPr>
+          <w:sz w:val="22"/>
+          <w:szCs w:val="22"/>
+        </w:rPr>
+        <w:t xml:space="preserve"> → Long pauses suggesting uncertainty.</w:t>
+      </w:r>
+    </w:p>
+    <w:p>
+      <w:pPr>
+        <w:pStyle w:val="NormalWeb"/>
+        <w:numPr>
+          <w:ilvl w:val="0"/>
+          <w:numId w:val="109"/>
+        </w:numPr>
+        <w:jc w:val="both"/>
+        <w:rPr>
+          <w:sz w:val="22"/>
+          <w:szCs w:val="22"/>
+        </w:rPr>
+      </w:pPr>
+      <w:proofErr w:type="spellStart"/>
+      <w:r>
+        <w:rPr>
+          <w:rStyle w:val="CdigoHTML"/>
+          <w:rFonts w:eastAsiaTheme="majorEastAsia"/>
+          <w:highlight w:val="lightGray"/>
+        </w:rPr>
+        <w:t>command_diversity</w:t>
+      </w:r>
+      <w:proofErr w:type="spellEnd"/>
+      <w:r>
+        <w:rPr>
+          <w:rStyle w:val="CdigoHTML"/>
+          <w:rFonts w:eastAsiaTheme="majorEastAsia"/>
+          <w:highlight w:val="lightGray"/>
+        </w:rPr>
+        <w:t xml:space="preserve"> = 3</w:t>
+      </w:r>
+      <w:r>
+        <w:rPr>
+          <w:sz w:val="20"/>
+          <w:szCs w:val="20"/>
+          <w:highlight w:val="lightGray"/>
+        </w:rPr>
+        <w:t xml:space="preserve">, </w:t>
+      </w:r>
+      <w:proofErr w:type="spellStart"/>
+      <w:r>
+        <w:rPr>
+          <w:rStyle w:val="CdigoHTML"/>
+          <w:rFonts w:eastAsiaTheme="majorEastAsia"/>
+          <w:highlight w:val="lightGray"/>
+        </w:rPr>
+        <w:t>unique_commands_ratio</w:t>
+      </w:r>
+      <w:proofErr w:type="spellEnd"/>
+      <w:r>
+        <w:rPr>
+          <w:rStyle w:val="CdigoHTML"/>
+          <w:rFonts w:eastAsiaTheme="majorEastAsia"/>
+          <w:highlight w:val="lightGray"/>
+        </w:rPr>
+        <w:t xml:space="preserve"> ≈ 0.33</w:t>
+      </w:r>
+      <w:r>
+        <w:rPr>
+          <w:sz w:val="20"/>
+          <w:szCs w:val="20"/>
+        </w:rPr>
+        <w:t xml:space="preserve"> </w:t>
+      </w:r>
+      <w:r>
+        <w:rPr>
+          <w:sz w:val="22"/>
+          <w:szCs w:val="22"/>
+        </w:rPr>
+        <w:t>→ Very limited set of commands.</w:t>
+      </w:r>
+    </w:p>
+    <w:p>
+      <w:pPr>
+        <w:pStyle w:val="NormalWeb"/>
+        <w:numPr>
+          <w:ilvl w:val="0"/>
+          <w:numId w:val="109"/>
+        </w:numPr>
+        <w:jc w:val="both"/>
+        <w:rPr>
+          <w:sz w:val="22"/>
+          <w:szCs w:val="22"/>
+        </w:rPr>
+      </w:pPr>
+      <w:proofErr w:type="spellStart"/>
+      <w:r>
+        <w:rPr>
+          <w:rStyle w:val="CdigoHTML"/>
+          <w:rFonts w:eastAsiaTheme="majorEastAsia"/>
+          <w:highlight w:val="lightGray"/>
+        </w:rPr>
+        <w:t>command_error_rate</w:t>
+      </w:r>
+      <w:proofErr w:type="spellEnd"/>
+      <w:r>
+        <w:rPr>
+          <w:rStyle w:val="CdigoHTML"/>
+          <w:rFonts w:eastAsiaTheme="majorEastAsia"/>
+          <w:highlight w:val="lightGray"/>
+        </w:rPr>
+        <w:t xml:space="preserve"> ≈ 66%</w:t>
+      </w:r>
+      <w:r>
+        <w:rPr>
+          <w:sz w:val="22"/>
+          <w:szCs w:val="22"/>
+        </w:rPr>
+        <w:t xml:space="preserve"> → Frequent mistakes, consistent with low familiarity.</w:t>
+      </w:r>
+    </w:p>
+    <w:p>
+      <w:pPr>
+        <w:pStyle w:val="NormalWeb"/>
+        <w:numPr>
+          <w:ilvl w:val="0"/>
+          <w:numId w:val="109"/>
+        </w:numPr>
+        <w:jc w:val="both"/>
+        <w:rPr>
+          <w:sz w:val="22"/>
+          <w:szCs w:val="22"/>
+        </w:rPr>
+      </w:pPr>
+      <w:r>
+        <w:rPr>
+          <w:sz w:val="22"/>
+          <w:szCs w:val="22"/>
+        </w:rPr>
+        <w:t xml:space="preserve">Minimal activity: </w:t>
+      </w:r>
+      <w:proofErr w:type="spellStart"/>
+      <w:r>
+        <w:rPr>
+          <w:rStyle w:val="CdigoHTML"/>
+          <w:rFonts w:eastAsiaTheme="majorEastAsia"/>
+          <w:highlight w:val="lightGray"/>
+        </w:rPr>
+        <w:t>num_commands</w:t>
+      </w:r>
+      <w:proofErr w:type="spellEnd"/>
+      <w:r>
+        <w:rPr>
+          <w:rStyle w:val="CdigoHTML"/>
+          <w:rFonts w:eastAsiaTheme="majorEastAsia"/>
+          <w:highlight w:val="lightGray"/>
+        </w:rPr>
+        <w:t xml:space="preserve"> = 3</w:t>
+      </w:r>
+      <w:r>
+        <w:rPr>
+          <w:sz w:val="20"/>
+          <w:szCs w:val="20"/>
+          <w:highlight w:val="lightGray"/>
+        </w:rPr>
+        <w:t xml:space="preserve">, </w:t>
+      </w:r>
+      <w:proofErr w:type="spellStart"/>
+      <w:r>
+        <w:rPr>
+          <w:rStyle w:val="CdigoHTML"/>
+          <w:rFonts w:eastAsiaTheme="majorEastAsia"/>
+          <w:highlight w:val="lightGray"/>
+        </w:rPr>
+        <w:t>num_events</w:t>
+      </w:r>
+      <w:proofErr w:type="spellEnd"/>
+      <w:r>
+        <w:rPr>
+          <w:rStyle w:val="CdigoHTML"/>
+          <w:rFonts w:eastAsiaTheme="majorEastAsia"/>
+          <w:highlight w:val="lightGray"/>
+        </w:rPr>
+        <w:t xml:space="preserve"> = 16</w:t>
+      </w:r>
+      <w:r>
+        <w:rPr>
+          <w:sz w:val="20"/>
+          <w:szCs w:val="20"/>
+        </w:rPr>
+        <w:t>.</w:t>
+      </w:r>
+    </w:p>
+    <w:p>
+      <w:pPr>
+        <w:pStyle w:val="NormalWeb"/>
+        <w:jc w:val="both"/>
+        <w:rPr>
+          <w:sz w:val="22"/>
+          <w:szCs w:val="22"/>
+        </w:rPr>
+      </w:pPr>
+      <w:r>
+        <w:rPr>
+          <w:rStyle w:val="Textoennegrita"/>
+          <w:rFonts w:eastAsiaTheme="majorEastAsia"/>
+          <w:sz w:val="22"/>
+          <w:szCs w:val="22"/>
+        </w:rPr>
+        <w:t>Interpretation:</w:t>
+      </w:r>
+      <w:r>
+        <w:rPr>
+          <w:sz w:val="22"/>
+          <w:szCs w:val="22"/>
+        </w:rPr>
+        <w:br/>
+        <w:t>Behavior consistent with a novice experimenting without understanding the system.</w:t>
+      </w:r>
+    </w:p>
+    <w:p>
+      <w:pPr>
+        <w:pStyle w:val="NormalWeb"/>
+        <w:jc w:val="both"/>
+        <w:rPr>
+          <w:sz w:val="22"/>
+          <w:szCs w:val="22"/>
+          <w:u w:val="single"/>
+        </w:rPr>
+      </w:pPr>
+      <w:r>
+        <w:rPr>
+          <w:rStyle w:val="Textoennegrita"/>
+          <w:rFonts w:eastAsiaTheme="majorEastAsia"/>
+          <w:b w:val="0"/>
+          <w:bCs w:val="0"/>
+          <w:sz w:val="22"/>
+          <w:szCs w:val="22"/>
+          <w:u w:val="single"/>
+        </w:rPr>
+        <w:t>Session: 227750191cbc</w:t>
+      </w:r>
+    </w:p>
+    <w:p>
+      <w:pPr>
+        <w:pStyle w:val="NormalWeb"/>
+        <w:numPr>
+          <w:ilvl w:val="0"/>
+          <w:numId w:val="110"/>
+        </w:numPr>
+        <w:jc w:val="both"/>
+        <w:rPr>
+          <w:sz w:val="22"/>
+          <w:szCs w:val="22"/>
+        </w:rPr>
+      </w:pPr>
+      <w:proofErr w:type="spellStart"/>
+      <w:r>
+        <w:rPr>
+          <w:rStyle w:val="CdigoHTML"/>
+          <w:rFonts w:eastAsiaTheme="majorEastAsia"/>
+          <w:highlight w:val="lightGray"/>
+        </w:rPr>
+        <w:t>std_inter_command_time</w:t>
+      </w:r>
+      <w:proofErr w:type="spellEnd"/>
+      <w:r>
+        <w:rPr>
+          <w:rStyle w:val="CdigoHTML"/>
+          <w:rFonts w:eastAsiaTheme="majorEastAsia"/>
+          <w:highlight w:val="lightGray"/>
+        </w:rPr>
+        <w:t xml:space="preserve"> ≈ 6.85 s</w:t>
+      </w:r>
+      <w:r>
+        <w:rPr>
+          <w:sz w:val="20"/>
+          <w:szCs w:val="20"/>
+        </w:rPr>
+        <w:t xml:space="preserve"> </w:t>
+      </w:r>
+      <w:r>
+        <w:rPr>
+          <w:sz w:val="22"/>
+          <w:szCs w:val="22"/>
+        </w:rPr>
+        <w:t>→ Hesitant but somewhat steady pacing.</w:t>
+      </w:r>
+    </w:p>
+    <w:p>
+      <w:pPr>
+        <w:pStyle w:val="NormalWeb"/>
+        <w:numPr>
+          <w:ilvl w:val="0"/>
+          <w:numId w:val="110"/>
+        </w:numPr>
+        <w:jc w:val="both"/>
+        <w:rPr>
+          <w:sz w:val="22"/>
+          <w:szCs w:val="22"/>
+        </w:rPr>
+      </w:pPr>
+      <w:proofErr w:type="spellStart"/>
+      <w:r>
+        <w:rPr>
+          <w:rStyle w:val="CdigoHTML"/>
+          <w:rFonts w:eastAsiaTheme="majorEastAsia"/>
+          <w:highlight w:val="lightGray"/>
+        </w:rPr>
+        <w:t>command_diversity</w:t>
+      </w:r>
+      <w:proofErr w:type="spellEnd"/>
+      <w:r>
+        <w:rPr>
+          <w:rStyle w:val="CdigoHTML"/>
+          <w:rFonts w:eastAsiaTheme="majorEastAsia"/>
+          <w:highlight w:val="lightGray"/>
+        </w:rPr>
+        <w:t xml:space="preserve"> = 11</w:t>
+      </w:r>
+      <w:r>
+        <w:rPr>
+          <w:sz w:val="20"/>
+          <w:szCs w:val="20"/>
+          <w:highlight w:val="lightGray"/>
+        </w:rPr>
+        <w:t xml:space="preserve">, </w:t>
+      </w:r>
+      <w:proofErr w:type="spellStart"/>
+      <w:r>
+        <w:rPr>
+          <w:rStyle w:val="CdigoHTML"/>
+          <w:rFonts w:eastAsiaTheme="majorEastAsia"/>
+          <w:highlight w:val="lightGray"/>
+        </w:rPr>
+        <w:t>unique_commands_ratio</w:t>
+      </w:r>
+      <w:proofErr w:type="spellEnd"/>
+      <w:r>
+        <w:rPr>
+          <w:rStyle w:val="CdigoHTML"/>
+          <w:rFonts w:eastAsiaTheme="majorEastAsia"/>
+          <w:highlight w:val="lightGray"/>
+        </w:rPr>
+        <w:t xml:space="preserve"> ≈ 0.29</w:t>
+      </w:r>
+      <w:r>
+        <w:rPr>
+          <w:sz w:val="20"/>
+          <w:szCs w:val="20"/>
+        </w:rPr>
+        <w:t xml:space="preserve"> </w:t>
+      </w:r>
+      <w:r>
+        <w:rPr>
+          <w:sz w:val="22"/>
+          <w:szCs w:val="22"/>
+        </w:rPr>
+        <w:t>→ Some exploration but still limited.</w:t>
+      </w:r>
+    </w:p>
+    <w:p>
+      <w:pPr>
+        <w:pStyle w:val="NormalWeb"/>
+        <w:numPr>
+          <w:ilvl w:val="0"/>
+          <w:numId w:val="110"/>
+        </w:numPr>
+        <w:jc w:val="both"/>
+        <w:rPr>
+          <w:sz w:val="22"/>
+          <w:szCs w:val="22"/>
+        </w:rPr>
+      </w:pPr>
+      <w:proofErr w:type="spellStart"/>
+      <w:r>
+        <w:rPr>
+          <w:rStyle w:val="CdigoHTML"/>
+          <w:rFonts w:eastAsiaTheme="majorEastAsia"/>
+          <w:highlight w:val="lightGray"/>
+        </w:rPr>
+        <w:t>command_error_rate</w:t>
+      </w:r>
+      <w:proofErr w:type="spellEnd"/>
+      <w:r>
+        <w:rPr>
+          <w:rStyle w:val="CdigoHTML"/>
+          <w:rFonts w:eastAsiaTheme="majorEastAsia"/>
+          <w:highlight w:val="lightGray"/>
+        </w:rPr>
+        <w:t xml:space="preserve"> ≈ 21%</w:t>
+      </w:r>
+      <w:r>
+        <w:rPr>
+          <w:sz w:val="20"/>
+          <w:szCs w:val="20"/>
+        </w:rPr>
+        <w:t xml:space="preserve"> </w:t>
+      </w:r>
+      <w:r>
+        <w:rPr>
+          <w:sz w:val="22"/>
+          <w:szCs w:val="22"/>
+        </w:rPr>
+        <w:t>→ Repeated mistakes typical of inexperienced usage.</w:t>
+      </w:r>
+    </w:p>
+    <w:p>
+      <w:pPr>
+        <w:pStyle w:val="NormalWeb"/>
+        <w:numPr>
+          <w:ilvl w:val="0"/>
+          <w:numId w:val="110"/>
+        </w:numPr>
+        <w:jc w:val="both"/>
+        <w:rPr>
+          <w:sz w:val="22"/>
+          <w:szCs w:val="22"/>
+        </w:rPr>
+      </w:pPr>
+      <w:r>
+        <w:rPr>
+          <w:sz w:val="22"/>
+          <w:szCs w:val="22"/>
+        </w:rPr>
+        <w:t xml:space="preserve">Moderate activity: </w:t>
+      </w:r>
+      <w:proofErr w:type="spellStart"/>
+      <w:r>
+        <w:rPr>
+          <w:rStyle w:val="CdigoHTML"/>
+          <w:rFonts w:eastAsiaTheme="majorEastAsia"/>
+          <w:highlight w:val="lightGray"/>
+        </w:rPr>
+        <w:t>num_commands</w:t>
+      </w:r>
+      <w:proofErr w:type="spellEnd"/>
+      <w:r>
+        <w:rPr>
+          <w:rStyle w:val="CdigoHTML"/>
+          <w:rFonts w:eastAsiaTheme="majorEastAsia"/>
+          <w:highlight w:val="lightGray"/>
+        </w:rPr>
+        <w:t xml:space="preserve"> = 14</w:t>
+      </w:r>
+      <w:r>
+        <w:rPr>
+          <w:sz w:val="22"/>
+          <w:szCs w:val="22"/>
+        </w:rPr>
+        <w:t>, but little command variety.</w:t>
+      </w:r>
+    </w:p>
+    <w:p>
+      <w:pPr>
+        <w:pStyle w:val="NormalWeb"/>
+        <w:jc w:val="both"/>
+        <w:rPr>
+          <w:sz w:val="22"/>
+          <w:szCs w:val="22"/>
+        </w:rPr>
+      </w:pPr>
+      <w:r>
+        <w:rPr>
+          <w:rStyle w:val="Textoennegrita"/>
+          <w:rFonts w:eastAsiaTheme="majorEastAsia"/>
+          <w:sz w:val="22"/>
+          <w:szCs w:val="22"/>
+        </w:rPr>
+        <w:t>Interpretation:</w:t>
+      </w:r>
+      <w:r>
+        <w:rPr>
+          <w:sz w:val="22"/>
+          <w:szCs w:val="22"/>
+        </w:rPr>
+        <w:br/>
+        <w:t>Shows typical script-kiddie behavior: basic commands, errors, and limited system understanding.</w:t>
+      </w:r>
+    </w:p>
+    <w:p>
+      <w:pPr>
+        <w:pStyle w:val="NormalWeb"/>
+        <w:jc w:val="both"/>
+        <w:rPr>
+          <w:sz w:val="22"/>
+          <w:szCs w:val="22"/>
+          <w:u w:val="single"/>
+        </w:rPr>
+      </w:pPr>
+      <w:r>
+        <w:rPr>
+          <w:rStyle w:val="Textoennegrita"/>
+          <w:rFonts w:eastAsiaTheme="majorEastAsia"/>
+          <w:b w:val="0"/>
+          <w:bCs w:val="0"/>
+          <w:sz w:val="22"/>
+          <w:szCs w:val="22"/>
+          <w:u w:val="single"/>
+        </w:rPr>
+        <w:t>Overall Interpretation</w:t>
+      </w:r>
+    </w:p>
+    <w:p>
+      <w:pPr>
+        <w:pStyle w:val="NormalWeb"/>
+        <w:jc w:val="both"/>
+        <w:rPr>
+          <w:sz w:val="22"/>
+          <w:szCs w:val="22"/>
+        </w:rPr>
+      </w:pPr>
+      <w:r>
+        <w:rPr>
+          <w:sz w:val="22"/>
+          <w:szCs w:val="22"/>
+        </w:rPr>
+        <w:t xml:space="preserve">These sessions exhibit hallmark characteristics of </w:t>
+      </w:r>
+      <w:r>
+        <w:rPr>
+          <w:rStyle w:val="Textoennegrita"/>
+          <w:rFonts w:eastAsiaTheme="majorEastAsia"/>
+          <w:sz w:val="22"/>
+          <w:szCs w:val="22"/>
+        </w:rPr>
+        <w:t>script kiddies</w:t>
+      </w:r>
+      <w:r>
+        <w:rPr>
+          <w:sz w:val="22"/>
+          <w:szCs w:val="22"/>
+        </w:rPr>
+        <w:t>:</w:t>
+      </w:r>
+    </w:p>
+    <w:p>
+      <w:pPr>
+        <w:pStyle w:val="NormalWeb"/>
+        <w:numPr>
+          <w:ilvl w:val="0"/>
+          <w:numId w:val="111"/>
+        </w:numPr>
+        <w:jc w:val="both"/>
+        <w:rPr>
+          <w:sz w:val="22"/>
+          <w:szCs w:val="22"/>
+        </w:rPr>
+      </w:pPr>
+      <w:r>
+        <w:rPr>
+          <w:sz w:val="22"/>
+          <w:szCs w:val="22"/>
+        </w:rPr>
+        <w:t>low command diversity,</w:t>
+      </w:r>
+    </w:p>
+    <w:p>
+      <w:pPr>
+        <w:pStyle w:val="NormalWeb"/>
+        <w:numPr>
+          <w:ilvl w:val="0"/>
+          <w:numId w:val="111"/>
+        </w:numPr>
+        <w:jc w:val="both"/>
+        <w:rPr>
+          <w:sz w:val="22"/>
+          <w:szCs w:val="22"/>
+        </w:rPr>
+      </w:pPr>
+      <w:r>
+        <w:rPr>
+          <w:sz w:val="22"/>
+          <w:szCs w:val="22"/>
+        </w:rPr>
+        <w:t>high error frequency,</w:t>
+      </w:r>
+    </w:p>
+    <w:p>
+      <w:pPr>
+        <w:pStyle w:val="NormalWeb"/>
+        <w:numPr>
+          <w:ilvl w:val="0"/>
+          <w:numId w:val="111"/>
+        </w:numPr>
+        <w:jc w:val="both"/>
+        <w:rPr>
+          <w:sz w:val="22"/>
+          <w:szCs w:val="22"/>
+        </w:rPr>
+      </w:pPr>
+      <w:r>
+        <w:rPr>
+          <w:sz w:val="22"/>
+          <w:szCs w:val="22"/>
+        </w:rPr>
+        <w:t>hesitant pacing,</w:t>
+      </w:r>
+    </w:p>
+    <w:p>
+      <w:pPr>
+        <w:pStyle w:val="NormalWeb"/>
+        <w:numPr>
+          <w:ilvl w:val="0"/>
+          <w:numId w:val="111"/>
+        </w:numPr>
+        <w:jc w:val="both"/>
+        <w:rPr>
+          <w:sz w:val="22"/>
+          <w:szCs w:val="22"/>
+        </w:rPr>
+      </w:pPr>
+      <w:r>
+        <w:rPr>
+          <w:sz w:val="22"/>
+          <w:szCs w:val="22"/>
+        </w:rPr>
+        <w:t>limited exploration.</w:t>
+      </w:r>
+    </w:p>
+    <w:p>
+      <w:pPr>
+        <w:pStyle w:val="NormalWeb"/>
+        <w:jc w:val="both"/>
+        <w:rPr>
+          <w:sz w:val="22"/>
+          <w:szCs w:val="22"/>
+        </w:rPr>
+      </w:pPr>
+      <w:r>
+        <w:rPr>
+          <w:sz w:val="22"/>
+          <w:szCs w:val="22"/>
+        </w:rPr>
+        <w:t>Their behavior contrasts with both structured bot activity and the intentional, high-diversity patterns of skilled human operators.</w:t>
+      </w:r>
+    </w:p>
+    <w:p>
+      <w:pPr>
+        <w:pStyle w:val="Ttulo3"/>
+        <w:rPr>
+          <w:rFonts w:ascii="Times New Roman" w:hAnsi="Times New Roman" w:cs="Times New Roman"/>
+          <w:color w:val="auto"/>
+          <w:sz w:val="24"/>
+          <w:szCs w:val="24"/>
+        </w:rPr>
+      </w:pPr>
+      <w:bookmarkStart w:id="61" w:name="_Toc216321129"/>
       <w:r>
         <w:rPr>
           <w:rStyle w:val="Textoennegrita"/>
@@ -26042,35 +27426,53 @@
           <w:sz w:val="24"/>
           <w:szCs w:val="24"/>
         </w:rPr>
-        <w:t>2</w:t>
-      </w:r>
-      <w:r>
-        <w:rPr>
-          <w:rStyle w:val="Textoennegrita"/>
-          <w:rFonts w:ascii="Times New Roman" w:hAnsi="Times New Roman" w:cs="Times New Roman"/>
-          <w:color w:val="auto"/>
-          <w:sz w:val="24"/>
-          <w:szCs w:val="24"/>
-        </w:rPr>
-        <w:t xml:space="preserve"> Samples of Expert Hackers</w:t>
-      </w:r>
-      <w:bookmarkEnd w:id="53"/>
-    </w:p>
-    <w:p>
-      <w:pPr>
-        <w:pStyle w:val="NormalWeb"/>
-        <w:jc w:val="both"/>
-        <w:rPr>
-          <w:sz w:val="22"/>
-          <w:szCs w:val="22"/>
-        </w:rPr>
-      </w:pPr>
-      <w:r>
-        <w:rPr>
-          <w:sz w:val="22"/>
-          <w:szCs w:val="22"/>
-        </w:rPr>
-        <w:t>Some outlier sessions exhibit clear signs of skilled human interaction. These examples show irregular timing, high command diversity, purposeful exploration, and execution patterns that do not match automated workflows.</w:t>
+        <w:t>7.5.4 Outlier Bots</w:t>
+      </w:r>
+      <w:bookmarkEnd w:id="61"/>
+    </w:p>
+    <w:p>
+      <w:pPr>
+        <w:pStyle w:val="NormalWeb"/>
+        <w:jc w:val="both"/>
+        <w:rPr>
+          <w:sz w:val="22"/>
+          <w:szCs w:val="22"/>
+        </w:rPr>
+      </w:pPr>
+      <w:r>
+        <w:rPr>
+          <w:sz w:val="22"/>
+          <w:szCs w:val="22"/>
+        </w:rPr>
+        <w:t>Some noise sessions correspond to automated routines whose behavior is too extreme</w:t>
+      </w:r>
+      <w:r>
+        <w:rPr>
+          <w:sz w:val="22"/>
+          <w:szCs w:val="22"/>
+        </w:rPr>
+        <w:t xml:space="preserve">, </w:t>
+      </w:r>
+      <w:r>
+        <w:rPr>
+          <w:sz w:val="22"/>
+          <w:szCs w:val="22"/>
+        </w:rPr>
+        <w:t>either too regular, too minimal, or too inconsistent</w:t>
+      </w:r>
+      <w:r>
+        <w:rPr>
+          <w:sz w:val="22"/>
+          <w:szCs w:val="22"/>
+        </w:rPr>
+        <w:t xml:space="preserve">, </w:t>
+      </w:r>
+      <w:r>
+        <w:rPr>
+          <w:sz w:val="22"/>
+          <w:szCs w:val="22"/>
+        </w:rPr>
+        <w:t>to cluster with standard bot families. These cases illustrate edge-case automation rather than human-driven activity.</w:t>
       </w:r>
     </w:p>
     <w:p>
@@ -26093,7 +27495,7 @@
           <w:szCs w:val="22"/>
           <w:u w:val="single"/>
         </w:rPr>
-        <w:t>Session: 051da2977a31</w:t>
+        <w:t>Session: 890cb40f9e53</w:t>
       </w:r>
     </w:p>
     <w:p>
@@ -26101,7 +27503,7 @@
         <w:pStyle w:val="NormalWeb"/>
         <w:numPr>
           <w:ilvl w:val="0"/>
-          <w:numId w:val="106"/>
+          <w:numId w:val="112"/>
         </w:numPr>
         <w:jc w:val="both"/>
         <w:rPr>
@@ -26116,6 +27518,7 @@
           <w:rFonts w:eastAsiaTheme="majorEastAsia"/>
           <w:highlight w:val="lightGray"/>
         </w:rPr>
+        <w:lastRenderedPageBreak/>
         <w:t>std_inter_command_time</w:t>
       </w:r>
       <w:proofErr w:type="spellEnd"/>
@@ -26125,7 +27528,7 @@
           <w:rFonts w:eastAsiaTheme="majorEastAsia"/>
           <w:highlight w:val="lightGray"/>
         </w:rPr>
-        <w:t xml:space="preserve"> = 11.83 s</w:t>
+        <w:t xml:space="preserve"> ≈ 0.75 s</w:t>
       </w:r>
       <w:r>
         <w:rPr>
@@ -26139,7 +27542,7 @@
           <w:sz w:val="22"/>
           <w:szCs w:val="22"/>
         </w:rPr>
-        <w:t>→ Irregular pacing typical of manual decision-making.</w:t>
+        <w:t>→ Very regular timing, strongly indicative of mechanized execution.</w:t>
       </w:r>
     </w:p>
     <w:p>
@@ -26147,7 +27550,7 @@
         <w:pStyle w:val="NormalWeb"/>
         <w:numPr>
           <w:ilvl w:val="0"/>
-          <w:numId w:val="106"/>
+          <w:numId w:val="112"/>
         </w:numPr>
         <w:jc w:val="both"/>
         <w:rPr>
@@ -26162,7 +27565,7 @@
           <w:rFonts w:eastAsiaTheme="majorEastAsia"/>
           <w:highlight w:val="lightGray"/>
         </w:rPr>
-        <w:t>command_diversity</w:t>
+        <w:t>command_error_rate</w:t>
       </w:r>
       <w:proofErr w:type="spellEnd"/>
       <w:r>
@@ -26171,7 +27574,53 @@
           <w:rFonts w:eastAsiaTheme="majorEastAsia"/>
           <w:highlight w:val="lightGray"/>
         </w:rPr>
-        <w:t xml:space="preserve"> = 16</w:t>
+        <w:t xml:space="preserve"> = 0%</w:t>
+      </w:r>
+      <w:r>
+        <w:rPr>
+          <w:sz w:val="20"/>
+          <w:szCs w:val="20"/>
+        </w:rPr>
+        <w:t xml:space="preserve"> </w:t>
+      </w:r>
+      <w:r>
+        <w:rPr>
+          <w:sz w:val="22"/>
+          <w:szCs w:val="22"/>
+        </w:rPr>
+        <w:t>→ Perfect precision typical of automated scripts.</w:t>
+      </w:r>
+    </w:p>
+    <w:p>
+      <w:pPr>
+        <w:pStyle w:val="NormalWeb"/>
+        <w:numPr>
+          <w:ilvl w:val="0"/>
+          <w:numId w:val="112"/>
+        </w:numPr>
+        <w:jc w:val="both"/>
+        <w:rPr>
+          <w:sz w:val="22"/>
+          <w:szCs w:val="22"/>
+        </w:rPr>
+      </w:pPr>
+      <w:proofErr w:type="spellStart"/>
+      <w:r>
+        <w:rPr>
+          <w:rStyle w:val="CdigoHTML"/>
+          <w:rFonts w:eastAsiaTheme="majorEastAsia"/>
+          <w:highlight w:val="lightGray"/>
+        </w:rPr>
+        <w:t>num_commands</w:t>
+      </w:r>
+      <w:proofErr w:type="spellEnd"/>
+      <w:r>
+        <w:rPr>
+          <w:rStyle w:val="CdigoHTML"/>
+          <w:rFonts w:eastAsiaTheme="majorEastAsia"/>
+          <w:highlight w:val="lightGray"/>
+        </w:rPr>
+        <w:t xml:space="preserve"> = 19</w:t>
       </w:r>
       <w:r>
         <w:rPr>
@@ -26188,7 +27637,7 @@
           <w:rFonts w:eastAsiaTheme="majorEastAsia"/>
           <w:highlight w:val="lightGray"/>
         </w:rPr>
-        <w:t>unique_commands_ratio</w:t>
+        <w:t>num_events</w:t>
       </w:r>
       <w:proofErr w:type="spellEnd"/>
       <w:r>
@@ -26197,7 +27646,7 @@
           <w:rFonts w:eastAsiaTheme="majorEastAsia"/>
           <w:highlight w:val="lightGray"/>
         </w:rPr>
-        <w:t xml:space="preserve"> ≈ 0.56</w:t>
+        <w:t xml:space="preserve"> = 41</w:t>
       </w:r>
       <w:r>
         <w:rPr>
@@ -26211,7 +27660,7 @@
           <w:sz w:val="22"/>
           <w:szCs w:val="22"/>
         </w:rPr>
-        <w:t>→ Broad and varied command usage.</w:t>
+        <w:t>→ Moderate activity with machine-like consistency.</w:t>
       </w:r>
     </w:p>
     <w:p>
@@ -26219,7 +27668,7 @@
         <w:pStyle w:val="NormalWeb"/>
         <w:numPr>
           <w:ilvl w:val="0"/>
-          <w:numId w:val="106"/>
+          <w:numId w:val="112"/>
         </w:numPr>
         <w:jc w:val="both"/>
         <w:rPr>
@@ -26234,7 +27683,7 @@
           <w:rFonts w:eastAsiaTheme="majorEastAsia"/>
           <w:highlight w:val="lightGray"/>
         </w:rPr>
-        <w:t>command_error_rate</w:t>
+        <w:t>session_duration</w:t>
       </w:r>
       <w:proofErr w:type="spellEnd"/>
       <w:r>
@@ -26243,86 +27692,37 @@
           <w:rFonts w:eastAsiaTheme="majorEastAsia"/>
           <w:highlight w:val="lightGray"/>
         </w:rPr>
-        <w:t xml:space="preserve"> = 0.0</w:t>
-      </w:r>
-      <w:r>
-        <w:rPr>
-          <w:sz w:val="22"/>
-          <w:szCs w:val="22"/>
-        </w:rPr>
-        <w:t xml:space="preserve"> → High precision and familiarity with the environment.</w:t>
-      </w:r>
-    </w:p>
-    <w:p>
-      <w:pPr>
-        <w:pStyle w:val="NormalWeb"/>
-        <w:numPr>
-          <w:ilvl w:val="0"/>
-          <w:numId w:val="106"/>
-        </w:numPr>
-        <w:jc w:val="both"/>
-        <w:rPr>
-          <w:sz w:val="22"/>
-          <w:szCs w:val="22"/>
-        </w:rPr>
-      </w:pPr>
-      <w:proofErr w:type="spellStart"/>
-      <w:r>
-        <w:rPr>
-          <w:rStyle w:val="CdigoHTML"/>
-          <w:rFonts w:eastAsiaTheme="majorEastAsia"/>
-          <w:highlight w:val="lightGray"/>
-        </w:rPr>
-        <w:t>session_duration</w:t>
-      </w:r>
-      <w:proofErr w:type="spellEnd"/>
-      <w:r>
-        <w:rPr>
-          <w:rStyle w:val="CdigoHTML"/>
-          <w:rFonts w:eastAsiaTheme="majorEastAsia"/>
-          <w:highlight w:val="lightGray"/>
-        </w:rPr>
-        <w:t xml:space="preserve"> = 135.8 s</w:t>
+        <w:t xml:space="preserve"> ≈ 5049 s (~1.4 hours)</w:t>
       </w:r>
       <w:r>
         <w:rPr>
           <w:sz w:val="20"/>
           <w:szCs w:val="20"/>
-          <w:highlight w:val="lightGray"/>
-        </w:rPr>
-        <w:t xml:space="preserve">, </w:t>
+        </w:rPr>
+        <w:t xml:space="preserve"> </w:t>
+      </w:r>
+      <w:r>
+        <w:rPr>
+          <w:sz w:val="22"/>
+          <w:szCs w:val="22"/>
+        </w:rPr>
+        <w:t xml:space="preserve">→ Extremely long session, contributing to it remaining </w:t>
       </w:r>
       <w:proofErr w:type="spellStart"/>
       <w:r>
         <w:rPr>
-          <w:rStyle w:val="CdigoHTML"/>
-          <w:rFonts w:eastAsiaTheme="majorEastAsia"/>
-          <w:highlight w:val="lightGray"/>
-        </w:rPr>
-        <w:t>num_events</w:t>
+          <w:sz w:val="22"/>
+          <w:szCs w:val="22"/>
+        </w:rPr>
+        <w:t>unclustered</w:t>
       </w:r>
       <w:proofErr w:type="spellEnd"/>
       <w:r>
         <w:rPr>
-          <w:rStyle w:val="CdigoHTML"/>
-          <w:rFonts w:eastAsiaTheme="majorEastAsia"/>
-          <w:highlight w:val="lightGray"/>
-        </w:rPr>
-        <w:t xml:space="preserve"> = 41</w:t>
-      </w:r>
-      <w:r>
-        <w:rPr>
-          <w:sz w:val="20"/>
-          <w:szCs w:val="20"/>
-        </w:rPr>
-        <w:t xml:space="preserve"> </w:t>
-      </w:r>
-      <w:r>
-        <w:rPr>
-          <w:sz w:val="22"/>
-          <w:szCs w:val="22"/>
-        </w:rPr>
-        <w:t>→ Steady, thoughtful interaction rhythm.</w:t>
+          <w:sz w:val="22"/>
+          <w:szCs w:val="22"/>
+        </w:rPr>
+        <w:t>.</w:t>
       </w:r>
     </w:p>
     <w:p>
@@ -26349,7 +27749,23 @@
           <w:szCs w:val="22"/>
         </w:rPr>
         <w:br/>
-        <w:t>Consistent with a knowledgeable operator exploring the system manually.</w:t>
+        <w:t xml:space="preserve">A highly regular automated routine that does not match the behavior patterns of known </w:t>
+      </w:r>
+      <w:proofErr w:type="spellStart"/>
+      <w:r>
+        <w:rPr>
+          <w:sz w:val="22"/>
+          <w:szCs w:val="22"/>
+        </w:rPr>
+        <w:t>bot</w:t>
+      </w:r>
+      <w:proofErr w:type="spellEnd"/>
+      <w:r>
+        <w:rPr>
+          <w:sz w:val="22"/>
+          <w:szCs w:val="22"/>
+        </w:rPr>
+        <w:t xml:space="preserve"> groups.</w:t>
       </w:r>
     </w:p>
     <w:p>
@@ -26372,7 +27788,7 @@
           <w:szCs w:val="22"/>
           <w:u w:val="single"/>
         </w:rPr>
-        <w:t>Session: 27983da3ac55</w:t>
+        <w:t>Session: a1e66dd17777</w:t>
       </w:r>
     </w:p>
     <w:p>
@@ -26380,7 +27796,7 @@
         <w:pStyle w:val="NormalWeb"/>
         <w:numPr>
           <w:ilvl w:val="0"/>
-          <w:numId w:val="107"/>
+          <w:numId w:val="113"/>
         </w:numPr>
         <w:jc w:val="both"/>
         <w:rPr>
@@ -26395,7 +27811,7 @@
           <w:rFonts w:eastAsiaTheme="majorEastAsia"/>
           <w:highlight w:val="lightGray"/>
         </w:rPr>
-        <w:t>std_inter_command_time</w:t>
+        <w:t>num_commands</w:t>
       </w:r>
       <w:proofErr w:type="spellEnd"/>
       <w:r>
@@ -26404,36 +27820,16 @@
           <w:rFonts w:eastAsiaTheme="majorEastAsia"/>
           <w:highlight w:val="lightGray"/>
         </w:rPr>
-        <w:t xml:space="preserve"> = 26.86 s</w:t>
+        <w:t xml:space="preserve"> = 1</w:t>
       </w:r>
       <w:r>
         <w:rPr>
           <w:sz w:val="20"/>
           <w:szCs w:val="20"/>
-        </w:rPr>
-        <w:t xml:space="preserve"> </w:t>
-      </w:r>
-      <w:r>
-        <w:rPr>
-          <w:sz w:val="22"/>
-          <w:szCs w:val="22"/>
-        </w:rPr>
-        <w:t>→ Long pauses suggesting evaluation of output.</w:t>
-      </w:r>
-    </w:p>
-    <w:p>
-      <w:pPr>
-        <w:pStyle w:val="NormalWeb"/>
-        <w:numPr>
-          <w:ilvl w:val="0"/>
-          <w:numId w:val="107"/>
-        </w:numPr>
-        <w:jc w:val="both"/>
-        <w:rPr>
-          <w:sz w:val="22"/>
-          <w:szCs w:val="22"/>
-        </w:rPr>
-      </w:pPr>
+          <w:highlight w:val="lightGray"/>
+        </w:rPr>
+        <w:t xml:space="preserve">, </w:t>
+      </w:r>
       <w:proofErr w:type="spellStart"/>
       <w:r>
         <w:rPr>
@@ -26441,7 +27837,7 @@
           <w:rFonts w:eastAsiaTheme="majorEastAsia"/>
           <w:highlight w:val="lightGray"/>
         </w:rPr>
-        <w:t>command_diversity</w:t>
+        <w:t>num_events</w:t>
       </w:r>
       <w:proofErr w:type="spellEnd"/>
       <w:r>
@@ -26450,16 +27846,29 @@
           <w:rFonts w:eastAsiaTheme="majorEastAsia"/>
           <w:highlight w:val="lightGray"/>
         </w:rPr>
-        <w:t xml:space="preserve"> = 17</w:t>
-      </w:r>
-      <w:r>
-        <w:rPr>
-          <w:sz w:val="20"/>
-          <w:szCs w:val="20"/>
-          <w:highlight w:val="lightGray"/>
-        </w:rPr>
-        <w:t xml:space="preserve">, </w:t>
-      </w:r>
+        <w:t xml:space="preserve"> = 7</w:t>
+      </w:r>
+      <w:r>
+        <w:rPr>
+          <w:sz w:val="22"/>
+          <w:szCs w:val="22"/>
+        </w:rPr>
+        <w:t xml:space="preserve"> → Almost no interaction.</w:t>
+      </w:r>
+    </w:p>
+    <w:p>
+      <w:pPr>
+        <w:pStyle w:val="NormalWeb"/>
+        <w:numPr>
+          <w:ilvl w:val="0"/>
+          <w:numId w:val="113"/>
+        </w:numPr>
+        <w:jc w:val="both"/>
+        <w:rPr>
+          <w:sz w:val="22"/>
+          <w:szCs w:val="22"/>
+        </w:rPr>
+      </w:pPr>
       <w:proofErr w:type="spellStart"/>
       <w:r>
         <w:rPr>
@@ -26467,7 +27876,7 @@
           <w:rFonts w:eastAsiaTheme="majorEastAsia"/>
           <w:highlight w:val="lightGray"/>
         </w:rPr>
-        <w:t>unique_commands_ratio</w:t>
+        <w:t>session_duration</w:t>
       </w:r>
       <w:proofErr w:type="spellEnd"/>
       <w:r>
@@ -26476,7 +27885,7 @@
           <w:rFonts w:eastAsiaTheme="majorEastAsia"/>
           <w:highlight w:val="lightGray"/>
         </w:rPr>
-        <w:t xml:space="preserve"> ≈ 0.56</w:t>
+        <w:t xml:space="preserve"> ≈ 2.07 s</w:t>
       </w:r>
       <w:r>
         <w:rPr>
@@ -26490,7 +27899,7 @@
           <w:sz w:val="22"/>
           <w:szCs w:val="22"/>
         </w:rPr>
-        <w:t>→ Extensive use of different tools.</w:t>
+        <w:t>→ Extremely short session.</w:t>
       </w:r>
     </w:p>
     <w:p>
@@ -26498,7 +27907,7 @@
         <w:pStyle w:val="NormalWeb"/>
         <w:numPr>
           <w:ilvl w:val="0"/>
-          <w:numId w:val="107"/>
+          <w:numId w:val="113"/>
         </w:numPr>
         <w:jc w:val="both"/>
         <w:rPr>
@@ -26522,35 +27931,21 @@
           <w:rFonts w:eastAsiaTheme="majorEastAsia"/>
           <w:highlight w:val="lightGray"/>
         </w:rPr>
-        <w:t xml:space="preserve"> ≈ 9%</w:t>
-      </w:r>
-      <w:r>
-        <w:rPr>
-          <w:sz w:val="22"/>
-          <w:szCs w:val="22"/>
-        </w:rPr>
-        <w:t xml:space="preserve"> → Occasional errors, common in manual probing.</w:t>
-      </w:r>
-    </w:p>
-    <w:p>
-      <w:pPr>
-        <w:pStyle w:val="NormalWeb"/>
-        <w:numPr>
-          <w:ilvl w:val="0"/>
-          <w:numId w:val="107"/>
-        </w:numPr>
-        <w:jc w:val="both"/>
-        <w:rPr>
-          <w:sz w:val="22"/>
-          <w:szCs w:val="22"/>
-        </w:rPr>
-      </w:pPr>
-      <w:r>
-        <w:rPr>
-          <w:sz w:val="22"/>
-          <w:szCs w:val="22"/>
-        </w:rPr>
-        <w:t>Mix of exploration, process inspection, and light exploitation.</w:t>
+        <w:t xml:space="preserve"> ≈ 100%</w:t>
+      </w:r>
+      <w:r>
+        <w:rPr>
+          <w:sz w:val="20"/>
+          <w:szCs w:val="20"/>
+        </w:rPr>
+        <w:t xml:space="preserve"> </w:t>
+      </w:r>
+      <w:r>
+        <w:rPr>
+          <w:sz w:val="22"/>
+          <w:szCs w:val="22"/>
+        </w:rPr>
+        <w:t>→ Single failed action with no retries.</w:t>
       </w:r>
     </w:p>
     <w:p>
@@ -26577,7 +27972,7 @@
           <w:szCs w:val="22"/>
         </w:rPr>
         <w:br/>
-        <w:t>Behavior aligns with an experienced user conducting targeted, manual investigation.</w:t>
+        <w:t>Likely a misconfigured or malfunctioning bot executing an incomplete or broken routine.</w:t>
       </w:r>
     </w:p>
     <w:p>
@@ -26617,7 +28012,7 @@
           <w:sz w:val="22"/>
           <w:szCs w:val="22"/>
         </w:rPr>
-        <w:t xml:space="preserve">These sessions demonstrate traits typical of </w:t>
+        <w:t xml:space="preserve">These examples represent </w:t>
       </w:r>
       <w:r>
         <w:rPr>
@@ -26626,1486 +28021,15 @@
           <w:sz w:val="22"/>
           <w:szCs w:val="22"/>
         </w:rPr>
-        <w:t>skilled human attackers</w:t>
-      </w:r>
-      <w:r>
-        <w:rPr>
-          <w:sz w:val="22"/>
-          <w:szCs w:val="22"/>
-        </w:rPr>
-        <w:t>:</w:t>
-      </w:r>
-    </w:p>
-    <w:p>
-      <w:pPr>
-        <w:pStyle w:val="NormalWeb"/>
-        <w:numPr>
-          <w:ilvl w:val="0"/>
-          <w:numId w:val="108"/>
-        </w:numPr>
-        <w:jc w:val="both"/>
-        <w:rPr>
-          <w:sz w:val="22"/>
-          <w:szCs w:val="22"/>
-        </w:rPr>
-      </w:pPr>
-      <w:r>
-        <w:rPr>
-          <w:sz w:val="22"/>
-          <w:szCs w:val="22"/>
-        </w:rPr>
-        <w:t>irregular timing,</w:t>
-      </w:r>
-    </w:p>
-    <w:p>
-      <w:pPr>
-        <w:pStyle w:val="NormalWeb"/>
-        <w:numPr>
-          <w:ilvl w:val="0"/>
-          <w:numId w:val="108"/>
-        </w:numPr>
-        <w:jc w:val="both"/>
-        <w:rPr>
-          <w:sz w:val="22"/>
-          <w:szCs w:val="22"/>
-        </w:rPr>
-      </w:pPr>
-      <w:r>
-        <w:rPr>
-          <w:sz w:val="22"/>
-          <w:szCs w:val="22"/>
-        </w:rPr>
-        <w:t>diverse and purposeful command usage,</w:t>
-      </w:r>
-    </w:p>
-    <w:p>
-      <w:pPr>
-        <w:pStyle w:val="NormalWeb"/>
-        <w:numPr>
-          <w:ilvl w:val="0"/>
-          <w:numId w:val="108"/>
-        </w:numPr>
-        <w:jc w:val="both"/>
-        <w:rPr>
-          <w:sz w:val="22"/>
-          <w:szCs w:val="22"/>
-        </w:rPr>
-      </w:pPr>
-      <w:r>
-        <w:rPr>
-          <w:sz w:val="22"/>
-          <w:szCs w:val="22"/>
-        </w:rPr>
-        <w:t>minimal repetition,</w:t>
-      </w:r>
-    </w:p>
-    <w:p>
-      <w:pPr>
-        <w:pStyle w:val="NormalWeb"/>
-        <w:numPr>
-          <w:ilvl w:val="0"/>
-          <w:numId w:val="108"/>
-        </w:numPr>
-        <w:jc w:val="both"/>
-        <w:rPr>
-          <w:sz w:val="22"/>
-          <w:szCs w:val="22"/>
-        </w:rPr>
-      </w:pPr>
-      <w:r>
-        <w:rPr>
-          <w:sz w:val="22"/>
-          <w:szCs w:val="22"/>
-        </w:rPr>
-        <w:lastRenderedPageBreak/>
-        <w:t>and clear intent behind each action.</w:t>
-      </w:r>
-    </w:p>
-    <w:p>
-      <w:pPr>
-        <w:pStyle w:val="NormalWeb"/>
-        <w:jc w:val="both"/>
-        <w:rPr>
-          <w:sz w:val="22"/>
-          <w:szCs w:val="22"/>
-        </w:rPr>
-      </w:pPr>
-      <w:r>
-        <w:rPr>
-          <w:sz w:val="22"/>
-          <w:szCs w:val="22"/>
-        </w:rPr>
-        <w:t>Such characteristics distinguish them from both automated bots and low-skill users.</w:t>
-      </w:r>
-    </w:p>
-    <w:p>
-      <w:pPr>
-        <w:pStyle w:val="Ttulo3"/>
-        <w:rPr>
-          <w:rFonts w:ascii="Times New Roman" w:hAnsi="Times New Roman" w:cs="Times New Roman"/>
-          <w:color w:val="auto"/>
-          <w:sz w:val="24"/>
-          <w:szCs w:val="22"/>
-        </w:rPr>
-      </w:pPr>
-      <w:bookmarkStart w:id="54" w:name="_Toc216321128"/>
-      <w:r>
-        <w:rPr>
-          <w:rStyle w:val="Textoennegrita"/>
-          <w:rFonts w:ascii="Times New Roman" w:hAnsi="Times New Roman" w:cs="Times New Roman"/>
-          <w:color w:val="auto"/>
-          <w:sz w:val="24"/>
-          <w:szCs w:val="22"/>
-        </w:rPr>
-        <w:t>7.5.3 Samples of Script Kiddies</w:t>
-      </w:r>
-      <w:bookmarkEnd w:id="54"/>
-    </w:p>
-    <w:p>
-      <w:pPr>
-        <w:pStyle w:val="NormalWeb"/>
-        <w:jc w:val="both"/>
-        <w:rPr>
-          <w:sz w:val="22"/>
-          <w:szCs w:val="22"/>
-        </w:rPr>
-      </w:pPr>
-      <w:r>
-        <w:rPr>
-          <w:sz w:val="22"/>
-          <w:szCs w:val="22"/>
-        </w:rPr>
-        <w:t xml:space="preserve">Some outlier sessions display behaviors typical of </w:t>
-      </w:r>
-      <w:r>
-        <w:rPr>
-          <w:rStyle w:val="Textoennegrita"/>
-          <w:rFonts w:eastAsiaTheme="majorEastAsia"/>
-          <w:sz w:val="22"/>
-          <w:szCs w:val="22"/>
-        </w:rPr>
-        <w:t>inexperienced human users</w:t>
-      </w:r>
-      <w:r>
-        <w:rPr>
-          <w:sz w:val="22"/>
-          <w:szCs w:val="22"/>
-        </w:rPr>
-        <w:t>, characterized by limited command knowledge, high error rates, and hesitant interaction patterns.</w:t>
-      </w:r>
-    </w:p>
-    <w:p>
-      <w:pPr>
-        <w:pStyle w:val="NormalWeb"/>
-        <w:jc w:val="both"/>
-        <w:rPr>
-          <w:sz w:val="22"/>
-          <w:szCs w:val="22"/>
-          <w:u w:val="single"/>
-        </w:rPr>
-      </w:pPr>
-      <w:r>
-        <w:rPr>
-          <w:rStyle w:val="Textoennegrita"/>
-          <w:rFonts w:eastAsiaTheme="majorEastAsia"/>
-          <w:b w:val="0"/>
-          <w:bCs w:val="0"/>
-          <w:sz w:val="22"/>
-          <w:szCs w:val="22"/>
-          <w:u w:val="single"/>
-        </w:rPr>
-        <w:t>Session: 60a1c78f32a4</w:t>
-      </w:r>
-    </w:p>
-    <w:p>
-      <w:pPr>
-        <w:pStyle w:val="NormalWeb"/>
-        <w:numPr>
-          <w:ilvl w:val="0"/>
-          <w:numId w:val="109"/>
-        </w:numPr>
-        <w:jc w:val="both"/>
-        <w:rPr>
-          <w:sz w:val="22"/>
-          <w:szCs w:val="22"/>
-        </w:rPr>
-      </w:pPr>
-      <w:proofErr w:type="spellStart"/>
-      <w:r>
-        <w:rPr>
-          <w:rStyle w:val="CdigoHTML"/>
-          <w:rFonts w:eastAsiaTheme="majorEastAsia"/>
-          <w:highlight w:val="lightGray"/>
-        </w:rPr>
-        <w:t>std_inter_command_time</w:t>
-      </w:r>
-      <w:proofErr w:type="spellEnd"/>
-      <w:r>
-        <w:rPr>
-          <w:rStyle w:val="CdigoHTML"/>
-          <w:rFonts w:eastAsiaTheme="majorEastAsia"/>
-          <w:highlight w:val="lightGray"/>
-        </w:rPr>
-        <w:t xml:space="preserve"> ≈ 36 s</w:t>
-      </w:r>
-      <w:r>
-        <w:rPr>
-          <w:sz w:val="22"/>
-          <w:szCs w:val="22"/>
-        </w:rPr>
-        <w:t xml:space="preserve"> → Long pauses suggesting uncertainty.</w:t>
-      </w:r>
-    </w:p>
-    <w:p>
-      <w:pPr>
-        <w:pStyle w:val="NormalWeb"/>
-        <w:numPr>
-          <w:ilvl w:val="0"/>
-          <w:numId w:val="109"/>
-        </w:numPr>
-        <w:jc w:val="both"/>
-        <w:rPr>
-          <w:sz w:val="22"/>
-          <w:szCs w:val="22"/>
-        </w:rPr>
-      </w:pPr>
-      <w:proofErr w:type="spellStart"/>
-      <w:r>
-        <w:rPr>
-          <w:rStyle w:val="CdigoHTML"/>
-          <w:rFonts w:eastAsiaTheme="majorEastAsia"/>
-          <w:highlight w:val="lightGray"/>
-        </w:rPr>
-        <w:t>command_diversity</w:t>
-      </w:r>
-      <w:proofErr w:type="spellEnd"/>
-      <w:r>
-        <w:rPr>
-          <w:rStyle w:val="CdigoHTML"/>
-          <w:rFonts w:eastAsiaTheme="majorEastAsia"/>
-          <w:highlight w:val="lightGray"/>
-        </w:rPr>
-        <w:t xml:space="preserve"> = 3</w:t>
-      </w:r>
-      <w:r>
-        <w:rPr>
-          <w:sz w:val="20"/>
-          <w:szCs w:val="20"/>
-          <w:highlight w:val="lightGray"/>
+        <w:t>outlier bots</w:t>
+      </w:r>
+      <w:r>
+        <w:rPr>
+          <w:sz w:val="22"/>
+          <w:szCs w:val="22"/>
         </w:rPr>
         <w:t xml:space="preserve">, </w:t>
       </w:r>
-      <w:proofErr w:type="spellStart"/>
-      <w:r>
-        <w:rPr>
-          <w:rStyle w:val="CdigoHTML"/>
-          <w:rFonts w:eastAsiaTheme="majorEastAsia"/>
-          <w:highlight w:val="lightGray"/>
-        </w:rPr>
-        <w:t>unique_commands_ratio</w:t>
-      </w:r>
-      <w:proofErr w:type="spellEnd"/>
-      <w:r>
-        <w:rPr>
-          <w:rStyle w:val="CdigoHTML"/>
-          <w:rFonts w:eastAsiaTheme="majorEastAsia"/>
-          <w:highlight w:val="lightGray"/>
-        </w:rPr>
-        <w:t xml:space="preserve"> ≈ 0.33</w:t>
-      </w:r>
-      <w:r>
-        <w:rPr>
-          <w:sz w:val="20"/>
-          <w:szCs w:val="20"/>
-        </w:rPr>
-        <w:t xml:space="preserve"> </w:t>
-      </w:r>
-      <w:r>
-        <w:rPr>
-          <w:sz w:val="22"/>
-          <w:szCs w:val="22"/>
-        </w:rPr>
-        <w:t>→ Very limited set of commands.</w:t>
-      </w:r>
-    </w:p>
-    <w:p>
-      <w:pPr>
-        <w:pStyle w:val="NormalWeb"/>
-        <w:numPr>
-          <w:ilvl w:val="0"/>
-          <w:numId w:val="109"/>
-        </w:numPr>
-        <w:jc w:val="both"/>
-        <w:rPr>
-          <w:sz w:val="22"/>
-          <w:szCs w:val="22"/>
-        </w:rPr>
-      </w:pPr>
-      <w:proofErr w:type="spellStart"/>
-      <w:r>
-        <w:rPr>
-          <w:rStyle w:val="CdigoHTML"/>
-          <w:rFonts w:eastAsiaTheme="majorEastAsia"/>
-          <w:highlight w:val="lightGray"/>
-        </w:rPr>
-        <w:t>command_error_rate</w:t>
-      </w:r>
-      <w:proofErr w:type="spellEnd"/>
-      <w:r>
-        <w:rPr>
-          <w:rStyle w:val="CdigoHTML"/>
-          <w:rFonts w:eastAsiaTheme="majorEastAsia"/>
-          <w:highlight w:val="lightGray"/>
-        </w:rPr>
-        <w:t xml:space="preserve"> ≈ 66%</w:t>
-      </w:r>
-      <w:r>
-        <w:rPr>
-          <w:sz w:val="22"/>
-          <w:szCs w:val="22"/>
-        </w:rPr>
-        <w:t xml:space="preserve"> → Frequent mistakes, consistent with low familiarity.</w:t>
-      </w:r>
-    </w:p>
-    <w:p>
-      <w:pPr>
-        <w:pStyle w:val="NormalWeb"/>
-        <w:numPr>
-          <w:ilvl w:val="0"/>
-          <w:numId w:val="109"/>
-        </w:numPr>
-        <w:jc w:val="both"/>
-        <w:rPr>
-          <w:sz w:val="22"/>
-          <w:szCs w:val="22"/>
-        </w:rPr>
-      </w:pPr>
-      <w:r>
-        <w:rPr>
-          <w:sz w:val="22"/>
-          <w:szCs w:val="22"/>
-        </w:rPr>
-        <w:t xml:space="preserve">Minimal activity: </w:t>
-      </w:r>
-      <w:proofErr w:type="spellStart"/>
-      <w:r>
-        <w:rPr>
-          <w:rStyle w:val="CdigoHTML"/>
-          <w:rFonts w:eastAsiaTheme="majorEastAsia"/>
-          <w:highlight w:val="lightGray"/>
-        </w:rPr>
-        <w:t>num_commands</w:t>
-      </w:r>
-      <w:proofErr w:type="spellEnd"/>
-      <w:r>
-        <w:rPr>
-          <w:rStyle w:val="CdigoHTML"/>
-          <w:rFonts w:eastAsiaTheme="majorEastAsia"/>
-          <w:highlight w:val="lightGray"/>
-        </w:rPr>
-        <w:t xml:space="preserve"> = 3</w:t>
-      </w:r>
-      <w:r>
-        <w:rPr>
-          <w:sz w:val="20"/>
-          <w:szCs w:val="20"/>
-          <w:highlight w:val="lightGray"/>
-        </w:rPr>
-        <w:t xml:space="preserve">, </w:t>
-      </w:r>
-      <w:proofErr w:type="spellStart"/>
-      <w:r>
-        <w:rPr>
-          <w:rStyle w:val="CdigoHTML"/>
-          <w:rFonts w:eastAsiaTheme="majorEastAsia"/>
-          <w:highlight w:val="lightGray"/>
-        </w:rPr>
-        <w:t>num_events</w:t>
-      </w:r>
-      <w:proofErr w:type="spellEnd"/>
-      <w:r>
-        <w:rPr>
-          <w:rStyle w:val="CdigoHTML"/>
-          <w:rFonts w:eastAsiaTheme="majorEastAsia"/>
-          <w:highlight w:val="lightGray"/>
-        </w:rPr>
-        <w:t xml:space="preserve"> = 16</w:t>
-      </w:r>
-      <w:r>
-        <w:rPr>
-          <w:sz w:val="20"/>
-          <w:szCs w:val="20"/>
-        </w:rPr>
-        <w:t>.</w:t>
-      </w:r>
-    </w:p>
-    <w:p>
-      <w:pPr>
-        <w:pStyle w:val="NormalWeb"/>
-        <w:jc w:val="both"/>
-        <w:rPr>
-          <w:sz w:val="22"/>
-          <w:szCs w:val="22"/>
-        </w:rPr>
-      </w:pPr>
-      <w:r>
-        <w:rPr>
-          <w:rStyle w:val="Textoennegrita"/>
-          <w:rFonts w:eastAsiaTheme="majorEastAsia"/>
-          <w:sz w:val="22"/>
-          <w:szCs w:val="22"/>
-        </w:rPr>
-        <w:t>Interpretation:</w:t>
-      </w:r>
-      <w:r>
-        <w:rPr>
-          <w:sz w:val="22"/>
-          <w:szCs w:val="22"/>
-        </w:rPr>
-        <w:br/>
-        <w:t>Behavior consistent with a novice experimenting without understanding the system.</w:t>
-      </w:r>
-    </w:p>
-    <w:p>
-      <w:pPr>
-        <w:pStyle w:val="NormalWeb"/>
-        <w:jc w:val="both"/>
-        <w:rPr>
-          <w:sz w:val="22"/>
-          <w:szCs w:val="22"/>
-          <w:u w:val="single"/>
-        </w:rPr>
-      </w:pPr>
-      <w:r>
-        <w:rPr>
-          <w:rStyle w:val="Textoennegrita"/>
-          <w:rFonts w:eastAsiaTheme="majorEastAsia"/>
-          <w:b w:val="0"/>
-          <w:bCs w:val="0"/>
-          <w:sz w:val="22"/>
-          <w:szCs w:val="22"/>
-          <w:u w:val="single"/>
-        </w:rPr>
-        <w:t>Session: 227750191cbc</w:t>
-      </w:r>
-    </w:p>
-    <w:p>
-      <w:pPr>
-        <w:pStyle w:val="NormalWeb"/>
-        <w:numPr>
-          <w:ilvl w:val="0"/>
-          <w:numId w:val="110"/>
-        </w:numPr>
-        <w:jc w:val="both"/>
-        <w:rPr>
-          <w:sz w:val="22"/>
-          <w:szCs w:val="22"/>
-        </w:rPr>
-      </w:pPr>
-      <w:proofErr w:type="spellStart"/>
-      <w:r>
-        <w:rPr>
-          <w:rStyle w:val="CdigoHTML"/>
-          <w:rFonts w:eastAsiaTheme="majorEastAsia"/>
-          <w:highlight w:val="lightGray"/>
-        </w:rPr>
-        <w:t>std_inter_command_time</w:t>
-      </w:r>
-      <w:proofErr w:type="spellEnd"/>
-      <w:r>
-        <w:rPr>
-          <w:rStyle w:val="CdigoHTML"/>
-          <w:rFonts w:eastAsiaTheme="majorEastAsia"/>
-          <w:highlight w:val="lightGray"/>
-        </w:rPr>
-        <w:t xml:space="preserve"> ≈ 6.85 s</w:t>
-      </w:r>
-      <w:r>
-        <w:rPr>
-          <w:sz w:val="20"/>
-          <w:szCs w:val="20"/>
-        </w:rPr>
-        <w:t xml:space="preserve"> </w:t>
-      </w:r>
-      <w:r>
-        <w:rPr>
-          <w:sz w:val="22"/>
-          <w:szCs w:val="22"/>
-        </w:rPr>
-        <w:t>→ Hesitant but somewhat steady pacing.</w:t>
-      </w:r>
-    </w:p>
-    <w:p>
-      <w:pPr>
-        <w:pStyle w:val="NormalWeb"/>
-        <w:numPr>
-          <w:ilvl w:val="0"/>
-          <w:numId w:val="110"/>
-        </w:numPr>
-        <w:jc w:val="both"/>
-        <w:rPr>
-          <w:sz w:val="22"/>
-          <w:szCs w:val="22"/>
-        </w:rPr>
-      </w:pPr>
-      <w:proofErr w:type="spellStart"/>
-      <w:r>
-        <w:rPr>
-          <w:rStyle w:val="CdigoHTML"/>
-          <w:rFonts w:eastAsiaTheme="majorEastAsia"/>
-          <w:highlight w:val="lightGray"/>
-        </w:rPr>
-        <w:t>command_diversity</w:t>
-      </w:r>
-      <w:proofErr w:type="spellEnd"/>
-      <w:r>
-        <w:rPr>
-          <w:rStyle w:val="CdigoHTML"/>
-          <w:rFonts w:eastAsiaTheme="majorEastAsia"/>
-          <w:highlight w:val="lightGray"/>
-        </w:rPr>
-        <w:t xml:space="preserve"> = 11</w:t>
-      </w:r>
-      <w:r>
-        <w:rPr>
-          <w:sz w:val="20"/>
-          <w:szCs w:val="20"/>
-          <w:highlight w:val="lightGray"/>
-        </w:rPr>
-        <w:t xml:space="preserve">, </w:t>
-      </w:r>
-      <w:proofErr w:type="spellStart"/>
-      <w:r>
-        <w:rPr>
-          <w:rStyle w:val="CdigoHTML"/>
-          <w:rFonts w:eastAsiaTheme="majorEastAsia"/>
-          <w:highlight w:val="lightGray"/>
-        </w:rPr>
-        <w:t>unique_commands_ratio</w:t>
-      </w:r>
-      <w:proofErr w:type="spellEnd"/>
-      <w:r>
-        <w:rPr>
-          <w:rStyle w:val="CdigoHTML"/>
-          <w:rFonts w:eastAsiaTheme="majorEastAsia"/>
-          <w:highlight w:val="lightGray"/>
-        </w:rPr>
-        <w:t xml:space="preserve"> ≈ 0.29</w:t>
-      </w:r>
-      <w:r>
-        <w:rPr>
-          <w:sz w:val="20"/>
-          <w:szCs w:val="20"/>
-        </w:rPr>
-        <w:t xml:space="preserve"> </w:t>
-      </w:r>
-      <w:r>
-        <w:rPr>
-          <w:sz w:val="22"/>
-          <w:szCs w:val="22"/>
-        </w:rPr>
-        <w:t>→ Some exploration but still limited.</w:t>
-      </w:r>
-    </w:p>
-    <w:p>
-      <w:pPr>
-        <w:pStyle w:val="NormalWeb"/>
-        <w:numPr>
-          <w:ilvl w:val="0"/>
-          <w:numId w:val="110"/>
-        </w:numPr>
-        <w:jc w:val="both"/>
-        <w:rPr>
-          <w:sz w:val="22"/>
-          <w:szCs w:val="22"/>
-        </w:rPr>
-      </w:pPr>
-      <w:proofErr w:type="spellStart"/>
-      <w:r>
-        <w:rPr>
-          <w:rStyle w:val="CdigoHTML"/>
-          <w:rFonts w:eastAsiaTheme="majorEastAsia"/>
-          <w:highlight w:val="lightGray"/>
-        </w:rPr>
-        <w:t>command_error_rate</w:t>
-      </w:r>
-      <w:proofErr w:type="spellEnd"/>
-      <w:r>
-        <w:rPr>
-          <w:rStyle w:val="CdigoHTML"/>
-          <w:rFonts w:eastAsiaTheme="majorEastAsia"/>
-          <w:highlight w:val="lightGray"/>
-        </w:rPr>
-        <w:t xml:space="preserve"> ≈ 21%</w:t>
-      </w:r>
-      <w:r>
-        <w:rPr>
-          <w:sz w:val="20"/>
-          <w:szCs w:val="20"/>
-        </w:rPr>
-        <w:t xml:space="preserve"> </w:t>
-      </w:r>
-      <w:r>
-        <w:rPr>
-          <w:sz w:val="22"/>
-          <w:szCs w:val="22"/>
-        </w:rPr>
-        <w:t>→ Repeated mistakes typical of inexperienced usage.</w:t>
-      </w:r>
-    </w:p>
-    <w:p>
-      <w:pPr>
-        <w:pStyle w:val="NormalWeb"/>
-        <w:numPr>
-          <w:ilvl w:val="0"/>
-          <w:numId w:val="110"/>
-        </w:numPr>
-        <w:jc w:val="both"/>
-        <w:rPr>
-          <w:sz w:val="22"/>
-          <w:szCs w:val="22"/>
-        </w:rPr>
-      </w:pPr>
-      <w:r>
-        <w:rPr>
-          <w:sz w:val="22"/>
-          <w:szCs w:val="22"/>
-        </w:rPr>
-        <w:t xml:space="preserve">Moderate activity: </w:t>
-      </w:r>
-      <w:proofErr w:type="spellStart"/>
-      <w:r>
-        <w:rPr>
-          <w:rStyle w:val="CdigoHTML"/>
-          <w:rFonts w:eastAsiaTheme="majorEastAsia"/>
-          <w:highlight w:val="lightGray"/>
-        </w:rPr>
-        <w:t>num_commands</w:t>
-      </w:r>
-      <w:proofErr w:type="spellEnd"/>
-      <w:r>
-        <w:rPr>
-          <w:rStyle w:val="CdigoHTML"/>
-          <w:rFonts w:eastAsiaTheme="majorEastAsia"/>
-          <w:highlight w:val="lightGray"/>
-        </w:rPr>
-        <w:t xml:space="preserve"> = 14</w:t>
-      </w:r>
-      <w:r>
-        <w:rPr>
-          <w:sz w:val="22"/>
-          <w:szCs w:val="22"/>
-        </w:rPr>
-        <w:t>, but little command variety.</w:t>
-      </w:r>
-    </w:p>
-    <w:p>
-      <w:pPr>
-        <w:pStyle w:val="NormalWeb"/>
-        <w:jc w:val="both"/>
-        <w:rPr>
-          <w:sz w:val="22"/>
-          <w:szCs w:val="22"/>
-        </w:rPr>
-      </w:pPr>
-      <w:r>
-        <w:rPr>
-          <w:rStyle w:val="Textoennegrita"/>
-          <w:rFonts w:eastAsiaTheme="majorEastAsia"/>
-          <w:sz w:val="22"/>
-          <w:szCs w:val="22"/>
-        </w:rPr>
-        <w:t>Interpretation:</w:t>
-      </w:r>
-      <w:r>
-        <w:rPr>
-          <w:sz w:val="22"/>
-          <w:szCs w:val="22"/>
-        </w:rPr>
-        <w:br/>
-        <w:t>Shows typical script-kiddie behavior: basic commands, errors, and limited system understanding.</w:t>
-      </w:r>
-    </w:p>
-    <w:p>
-      <w:pPr>
-        <w:pStyle w:val="NormalWeb"/>
-        <w:jc w:val="both"/>
-        <w:rPr>
-          <w:sz w:val="22"/>
-          <w:szCs w:val="22"/>
-          <w:u w:val="single"/>
-        </w:rPr>
-      </w:pPr>
-      <w:r>
-        <w:rPr>
-          <w:rStyle w:val="Textoennegrita"/>
-          <w:rFonts w:eastAsiaTheme="majorEastAsia"/>
-          <w:b w:val="0"/>
-          <w:bCs w:val="0"/>
-          <w:sz w:val="22"/>
-          <w:szCs w:val="22"/>
-          <w:u w:val="single"/>
-        </w:rPr>
-        <w:t>Overall Interpretation</w:t>
-      </w:r>
-    </w:p>
-    <w:p>
-      <w:pPr>
-        <w:pStyle w:val="NormalWeb"/>
-        <w:jc w:val="both"/>
-        <w:rPr>
-          <w:sz w:val="22"/>
-          <w:szCs w:val="22"/>
-        </w:rPr>
-      </w:pPr>
-      <w:r>
-        <w:rPr>
-          <w:sz w:val="22"/>
-          <w:szCs w:val="22"/>
-        </w:rPr>
-        <w:t xml:space="preserve">These sessions exhibit hallmark characteristics of </w:t>
-      </w:r>
-      <w:r>
-        <w:rPr>
-          <w:rStyle w:val="Textoennegrita"/>
-          <w:rFonts w:eastAsiaTheme="majorEastAsia"/>
-          <w:sz w:val="22"/>
-          <w:szCs w:val="22"/>
-        </w:rPr>
-        <w:t>script kiddies</w:t>
-      </w:r>
-      <w:r>
-        <w:rPr>
-          <w:sz w:val="22"/>
-          <w:szCs w:val="22"/>
-        </w:rPr>
-        <w:t>:</w:t>
-      </w:r>
-    </w:p>
-    <w:p>
-      <w:pPr>
-        <w:pStyle w:val="NormalWeb"/>
-        <w:numPr>
-          <w:ilvl w:val="0"/>
-          <w:numId w:val="111"/>
-        </w:numPr>
-        <w:jc w:val="both"/>
-        <w:rPr>
-          <w:sz w:val="22"/>
-          <w:szCs w:val="22"/>
-        </w:rPr>
-      </w:pPr>
-      <w:r>
-        <w:rPr>
-          <w:sz w:val="22"/>
-          <w:szCs w:val="22"/>
-        </w:rPr>
-        <w:t>low command diversity,</w:t>
-      </w:r>
-    </w:p>
-    <w:p>
-      <w:pPr>
-        <w:pStyle w:val="NormalWeb"/>
-        <w:numPr>
-          <w:ilvl w:val="0"/>
-          <w:numId w:val="111"/>
-        </w:numPr>
-        <w:jc w:val="both"/>
-        <w:rPr>
-          <w:sz w:val="22"/>
-          <w:szCs w:val="22"/>
-        </w:rPr>
-      </w:pPr>
-      <w:r>
-        <w:rPr>
-          <w:sz w:val="22"/>
-          <w:szCs w:val="22"/>
-        </w:rPr>
-        <w:t>high error frequency,</w:t>
-      </w:r>
-    </w:p>
-    <w:p>
-      <w:pPr>
-        <w:pStyle w:val="NormalWeb"/>
-        <w:numPr>
-          <w:ilvl w:val="0"/>
-          <w:numId w:val="111"/>
-        </w:numPr>
-        <w:jc w:val="both"/>
-        <w:rPr>
-          <w:sz w:val="22"/>
-          <w:szCs w:val="22"/>
-        </w:rPr>
-      </w:pPr>
-      <w:r>
-        <w:rPr>
-          <w:sz w:val="22"/>
-          <w:szCs w:val="22"/>
-        </w:rPr>
-        <w:t>hesitant pacing,</w:t>
-      </w:r>
-    </w:p>
-    <w:p>
-      <w:pPr>
-        <w:pStyle w:val="NormalWeb"/>
-        <w:numPr>
-          <w:ilvl w:val="0"/>
-          <w:numId w:val="111"/>
-        </w:numPr>
-        <w:jc w:val="both"/>
-        <w:rPr>
-          <w:sz w:val="22"/>
-          <w:szCs w:val="22"/>
-        </w:rPr>
-      </w:pPr>
-      <w:r>
-        <w:rPr>
-          <w:sz w:val="22"/>
-          <w:szCs w:val="22"/>
-        </w:rPr>
-        <w:t>limited exploration.</w:t>
-      </w:r>
-    </w:p>
-    <w:p>
-      <w:pPr>
-        <w:pStyle w:val="NormalWeb"/>
-        <w:jc w:val="both"/>
-        <w:rPr>
-          <w:sz w:val="22"/>
-          <w:szCs w:val="22"/>
-        </w:rPr>
-      </w:pPr>
-      <w:r>
-        <w:rPr>
-          <w:sz w:val="22"/>
-          <w:szCs w:val="22"/>
-        </w:rPr>
-        <w:t>Their behavior contrasts with both structured bot activity and the intentional, high-diversity patterns of skilled human operators.</w:t>
-      </w:r>
-    </w:p>
-    <w:p>
-      <w:pPr>
-        <w:pStyle w:val="Ttulo3"/>
-        <w:rPr>
-          <w:rFonts w:ascii="Times New Roman" w:hAnsi="Times New Roman" w:cs="Times New Roman"/>
-          <w:color w:val="auto"/>
-          <w:sz w:val="24"/>
-          <w:szCs w:val="24"/>
-        </w:rPr>
-      </w:pPr>
-      <w:bookmarkStart w:id="55" w:name="_Toc216321129"/>
-      <w:r>
-        <w:rPr>
-          <w:rStyle w:val="Textoennegrita"/>
-          <w:rFonts w:ascii="Times New Roman" w:hAnsi="Times New Roman" w:cs="Times New Roman"/>
-          <w:color w:val="auto"/>
-          <w:sz w:val="24"/>
-          <w:szCs w:val="24"/>
-        </w:rPr>
-        <w:t>7.5.4 Outlier Bots</w:t>
-      </w:r>
-      <w:bookmarkEnd w:id="55"/>
-    </w:p>
-    <w:p>
-      <w:pPr>
-        <w:pStyle w:val="NormalWeb"/>
-        <w:jc w:val="both"/>
-        <w:rPr>
-          <w:sz w:val="22"/>
-          <w:szCs w:val="22"/>
-        </w:rPr>
-      </w:pPr>
-      <w:r>
-        <w:rPr>
-          <w:sz w:val="22"/>
-          <w:szCs w:val="22"/>
-        </w:rPr>
-        <w:t>Some noise sessions correspond to automated routines whose behavior is too extreme</w:t>
-      </w:r>
-      <w:r>
-        <w:rPr>
-          <w:sz w:val="22"/>
-          <w:szCs w:val="22"/>
-        </w:rPr>
-        <w:t xml:space="preserve">, </w:t>
-      </w:r>
-      <w:r>
-        <w:rPr>
-          <w:sz w:val="22"/>
-          <w:szCs w:val="22"/>
-        </w:rPr>
-        <w:t>either too regular, too minimal, or too inconsistent</w:t>
-      </w:r>
-      <w:r>
-        <w:rPr>
-          <w:sz w:val="22"/>
-          <w:szCs w:val="22"/>
-        </w:rPr>
-        <w:t xml:space="preserve">, </w:t>
-      </w:r>
-      <w:r>
-        <w:rPr>
-          <w:sz w:val="22"/>
-          <w:szCs w:val="22"/>
-        </w:rPr>
-        <w:t>to cluster with standard bot families. These cases illustrate edge-case automation rather than human-driven activity.</w:t>
-      </w:r>
-    </w:p>
-    <w:p>
-      <w:pPr>
-        <w:pStyle w:val="NormalWeb"/>
-        <w:jc w:val="both"/>
-        <w:rPr>
-          <w:sz w:val="22"/>
-          <w:szCs w:val="22"/>
-          <w:u w:val="single"/>
-        </w:rPr>
-      </w:pPr>
-      <w:r>
-        <w:rPr>
-          <w:rStyle w:val="Textoennegrita"/>
-          <w:rFonts w:eastAsiaTheme="majorEastAsia"/>
-          <w:b w:val="0"/>
-          <w:bCs w:val="0"/>
-          <w:sz w:val="22"/>
-          <w:szCs w:val="22"/>
-          <w:u w:val="single"/>
-        </w:rPr>
-        <w:t>Session: 890cb40f9e53</w:t>
-      </w:r>
-    </w:p>
-    <w:p>
-      <w:pPr>
-        <w:pStyle w:val="NormalWeb"/>
-        <w:numPr>
-          <w:ilvl w:val="0"/>
-          <w:numId w:val="112"/>
-        </w:numPr>
-        <w:jc w:val="both"/>
-        <w:rPr>
-          <w:sz w:val="22"/>
-          <w:szCs w:val="22"/>
-        </w:rPr>
-      </w:pPr>
-      <w:proofErr w:type="spellStart"/>
-      <w:r>
-        <w:rPr>
-          <w:rStyle w:val="CdigoHTML"/>
-          <w:rFonts w:eastAsiaTheme="majorEastAsia"/>
-          <w:highlight w:val="lightGray"/>
-        </w:rPr>
-        <w:lastRenderedPageBreak/>
-        <w:t>std_inter_command_time</w:t>
-      </w:r>
-      <w:proofErr w:type="spellEnd"/>
-      <w:r>
-        <w:rPr>
-          <w:rStyle w:val="CdigoHTML"/>
-          <w:rFonts w:eastAsiaTheme="majorEastAsia"/>
-          <w:highlight w:val="lightGray"/>
-        </w:rPr>
-        <w:t xml:space="preserve"> ≈ 0.75 s</w:t>
-      </w:r>
-      <w:r>
-        <w:rPr>
-          <w:sz w:val="20"/>
-          <w:szCs w:val="20"/>
-        </w:rPr>
-        <w:t xml:space="preserve"> </w:t>
-      </w:r>
-      <w:r>
-        <w:rPr>
-          <w:sz w:val="22"/>
-          <w:szCs w:val="22"/>
-        </w:rPr>
-        <w:t>→ Very regular timing, strongly indicative of mechanized execution.</w:t>
-      </w:r>
-    </w:p>
-    <w:p>
-      <w:pPr>
-        <w:pStyle w:val="NormalWeb"/>
-        <w:numPr>
-          <w:ilvl w:val="0"/>
-          <w:numId w:val="112"/>
-        </w:numPr>
-        <w:jc w:val="both"/>
-        <w:rPr>
-          <w:sz w:val="22"/>
-          <w:szCs w:val="22"/>
-        </w:rPr>
-      </w:pPr>
-      <w:proofErr w:type="spellStart"/>
-      <w:r>
-        <w:rPr>
-          <w:rStyle w:val="CdigoHTML"/>
-          <w:rFonts w:eastAsiaTheme="majorEastAsia"/>
-          <w:highlight w:val="lightGray"/>
-        </w:rPr>
-        <w:t>command_error_rate</w:t>
-      </w:r>
-      <w:proofErr w:type="spellEnd"/>
-      <w:r>
-        <w:rPr>
-          <w:rStyle w:val="CdigoHTML"/>
-          <w:rFonts w:eastAsiaTheme="majorEastAsia"/>
-          <w:highlight w:val="lightGray"/>
-        </w:rPr>
-        <w:t xml:space="preserve"> = 0%</w:t>
-      </w:r>
-      <w:r>
-        <w:rPr>
-          <w:sz w:val="20"/>
-          <w:szCs w:val="20"/>
-        </w:rPr>
-        <w:t xml:space="preserve"> </w:t>
-      </w:r>
-      <w:r>
-        <w:rPr>
-          <w:sz w:val="22"/>
-          <w:szCs w:val="22"/>
-        </w:rPr>
-        <w:t>→ Perfect precision typical of automated scripts.</w:t>
-      </w:r>
-    </w:p>
-    <w:p>
-      <w:pPr>
-        <w:pStyle w:val="NormalWeb"/>
-        <w:numPr>
-          <w:ilvl w:val="0"/>
-          <w:numId w:val="112"/>
-        </w:numPr>
-        <w:jc w:val="both"/>
-        <w:rPr>
-          <w:sz w:val="22"/>
-          <w:szCs w:val="22"/>
-        </w:rPr>
-      </w:pPr>
-      <w:proofErr w:type="spellStart"/>
-      <w:r>
-        <w:rPr>
-          <w:rStyle w:val="CdigoHTML"/>
-          <w:rFonts w:eastAsiaTheme="majorEastAsia"/>
-          <w:highlight w:val="lightGray"/>
-        </w:rPr>
-        <w:t>num_commands</w:t>
-      </w:r>
-      <w:proofErr w:type="spellEnd"/>
-      <w:r>
-        <w:rPr>
-          <w:rStyle w:val="CdigoHTML"/>
-          <w:rFonts w:eastAsiaTheme="majorEastAsia"/>
-          <w:highlight w:val="lightGray"/>
-        </w:rPr>
-        <w:t xml:space="preserve"> = 19</w:t>
-      </w:r>
-      <w:r>
-        <w:rPr>
-          <w:sz w:val="20"/>
-          <w:szCs w:val="20"/>
-          <w:highlight w:val="lightGray"/>
-        </w:rPr>
-        <w:t xml:space="preserve">, </w:t>
-      </w:r>
-      <w:proofErr w:type="spellStart"/>
-      <w:r>
-        <w:rPr>
-          <w:rStyle w:val="CdigoHTML"/>
-          <w:rFonts w:eastAsiaTheme="majorEastAsia"/>
-          <w:highlight w:val="lightGray"/>
-        </w:rPr>
-        <w:t>num_events</w:t>
-      </w:r>
-      <w:proofErr w:type="spellEnd"/>
-      <w:r>
-        <w:rPr>
-          <w:rStyle w:val="CdigoHTML"/>
-          <w:rFonts w:eastAsiaTheme="majorEastAsia"/>
-          <w:highlight w:val="lightGray"/>
-        </w:rPr>
-        <w:t xml:space="preserve"> = 41</w:t>
-      </w:r>
-      <w:r>
-        <w:rPr>
-          <w:sz w:val="20"/>
-          <w:szCs w:val="20"/>
-        </w:rPr>
-        <w:t xml:space="preserve"> </w:t>
-      </w:r>
-      <w:r>
-        <w:rPr>
-          <w:sz w:val="22"/>
-          <w:szCs w:val="22"/>
-        </w:rPr>
-        <w:t>→ Moderate activity with machine-like consistency.</w:t>
-      </w:r>
-    </w:p>
-    <w:p>
-      <w:pPr>
-        <w:pStyle w:val="NormalWeb"/>
-        <w:numPr>
-          <w:ilvl w:val="0"/>
-          <w:numId w:val="112"/>
-        </w:numPr>
-        <w:jc w:val="both"/>
-        <w:rPr>
-          <w:sz w:val="22"/>
-          <w:szCs w:val="22"/>
-        </w:rPr>
-      </w:pPr>
-      <w:proofErr w:type="spellStart"/>
-      <w:r>
-        <w:rPr>
-          <w:rStyle w:val="CdigoHTML"/>
-          <w:rFonts w:eastAsiaTheme="majorEastAsia"/>
-          <w:highlight w:val="lightGray"/>
-        </w:rPr>
-        <w:t>session_duration</w:t>
-      </w:r>
-      <w:proofErr w:type="spellEnd"/>
-      <w:r>
-        <w:rPr>
-          <w:rStyle w:val="CdigoHTML"/>
-          <w:rFonts w:eastAsiaTheme="majorEastAsia"/>
-          <w:highlight w:val="lightGray"/>
-        </w:rPr>
-        <w:t xml:space="preserve"> ≈ 5049 s (~1.4 hours)</w:t>
-      </w:r>
-      <w:r>
-        <w:rPr>
-          <w:sz w:val="20"/>
-          <w:szCs w:val="20"/>
-        </w:rPr>
-        <w:t xml:space="preserve"> </w:t>
-      </w:r>
-      <w:r>
-        <w:rPr>
-          <w:sz w:val="22"/>
-          <w:szCs w:val="22"/>
-        </w:rPr>
-        <w:t xml:space="preserve">→ Extremely long session, contributing to it remaining </w:t>
-      </w:r>
-      <w:proofErr w:type="spellStart"/>
-      <w:r>
-        <w:rPr>
-          <w:sz w:val="22"/>
-          <w:szCs w:val="22"/>
-        </w:rPr>
-        <w:t>unclustered</w:t>
-      </w:r>
-      <w:proofErr w:type="spellEnd"/>
-      <w:r>
-        <w:rPr>
-          <w:sz w:val="22"/>
-          <w:szCs w:val="22"/>
-        </w:rPr>
-        <w:t>.</w:t>
-      </w:r>
-    </w:p>
-    <w:p>
-      <w:pPr>
-        <w:pStyle w:val="NormalWeb"/>
-        <w:jc w:val="both"/>
-        <w:rPr>
-          <w:sz w:val="22"/>
-          <w:szCs w:val="22"/>
-        </w:rPr>
-      </w:pPr>
-      <w:r>
-        <w:rPr>
-          <w:rStyle w:val="Textoennegrita"/>
-          <w:rFonts w:eastAsiaTheme="majorEastAsia"/>
-          <w:sz w:val="22"/>
-          <w:szCs w:val="22"/>
-        </w:rPr>
-        <w:t>Interpretation:</w:t>
-      </w:r>
-      <w:r>
-        <w:rPr>
-          <w:sz w:val="22"/>
-          <w:szCs w:val="22"/>
-        </w:rPr>
-        <w:br/>
-        <w:t xml:space="preserve">A highly regular automated routine that does not match the behavior patterns of known </w:t>
-      </w:r>
-      <w:proofErr w:type="spellStart"/>
-      <w:r>
-        <w:rPr>
-          <w:sz w:val="22"/>
-          <w:szCs w:val="22"/>
-        </w:rPr>
-        <w:t>bot</w:t>
-      </w:r>
-      <w:proofErr w:type="spellEnd"/>
-      <w:r>
-        <w:rPr>
-          <w:sz w:val="22"/>
-          <w:szCs w:val="22"/>
-        </w:rPr>
-        <w:t xml:space="preserve"> groups.</w:t>
-      </w:r>
-    </w:p>
-    <w:p>
-      <w:pPr>
-        <w:pStyle w:val="NormalWeb"/>
-        <w:jc w:val="both"/>
-        <w:rPr>
-          <w:sz w:val="22"/>
-          <w:szCs w:val="22"/>
-          <w:u w:val="single"/>
-        </w:rPr>
-      </w:pPr>
-      <w:r>
-        <w:rPr>
-          <w:rStyle w:val="Textoennegrita"/>
-          <w:rFonts w:eastAsiaTheme="majorEastAsia"/>
-          <w:b w:val="0"/>
-          <w:bCs w:val="0"/>
-          <w:sz w:val="22"/>
-          <w:szCs w:val="22"/>
-          <w:u w:val="single"/>
-        </w:rPr>
-        <w:t>Session: a1e66dd17777</w:t>
-      </w:r>
-    </w:p>
-    <w:p>
-      <w:pPr>
-        <w:pStyle w:val="NormalWeb"/>
-        <w:numPr>
-          <w:ilvl w:val="0"/>
-          <w:numId w:val="113"/>
-        </w:numPr>
-        <w:jc w:val="both"/>
-        <w:rPr>
-          <w:sz w:val="22"/>
-          <w:szCs w:val="22"/>
-        </w:rPr>
-      </w:pPr>
-      <w:proofErr w:type="spellStart"/>
-      <w:r>
-        <w:rPr>
-          <w:rStyle w:val="CdigoHTML"/>
-          <w:rFonts w:eastAsiaTheme="majorEastAsia"/>
-          <w:highlight w:val="lightGray"/>
-        </w:rPr>
-        <w:t>num_commands</w:t>
-      </w:r>
-      <w:proofErr w:type="spellEnd"/>
-      <w:r>
-        <w:rPr>
-          <w:rStyle w:val="CdigoHTML"/>
-          <w:rFonts w:eastAsiaTheme="majorEastAsia"/>
-          <w:highlight w:val="lightGray"/>
-        </w:rPr>
-        <w:t xml:space="preserve"> = 1</w:t>
-      </w:r>
-      <w:r>
-        <w:rPr>
-          <w:sz w:val="20"/>
-          <w:szCs w:val="20"/>
-          <w:highlight w:val="lightGray"/>
-        </w:rPr>
-        <w:t xml:space="preserve">, </w:t>
-      </w:r>
-      <w:proofErr w:type="spellStart"/>
-      <w:r>
-        <w:rPr>
-          <w:rStyle w:val="CdigoHTML"/>
-          <w:rFonts w:eastAsiaTheme="majorEastAsia"/>
-          <w:highlight w:val="lightGray"/>
-        </w:rPr>
-        <w:t>num_events</w:t>
-      </w:r>
-      <w:proofErr w:type="spellEnd"/>
-      <w:r>
-        <w:rPr>
-          <w:rStyle w:val="CdigoHTML"/>
-          <w:rFonts w:eastAsiaTheme="majorEastAsia"/>
-          <w:highlight w:val="lightGray"/>
-        </w:rPr>
-        <w:t xml:space="preserve"> = 7</w:t>
-      </w:r>
-      <w:r>
-        <w:rPr>
-          <w:sz w:val="22"/>
-          <w:szCs w:val="22"/>
-        </w:rPr>
-        <w:t xml:space="preserve"> → Almost no interaction.</w:t>
-      </w:r>
-    </w:p>
-    <w:p>
-      <w:pPr>
-        <w:pStyle w:val="NormalWeb"/>
-        <w:numPr>
-          <w:ilvl w:val="0"/>
-          <w:numId w:val="113"/>
-        </w:numPr>
-        <w:jc w:val="both"/>
-        <w:rPr>
-          <w:sz w:val="22"/>
-          <w:szCs w:val="22"/>
-        </w:rPr>
-      </w:pPr>
-      <w:proofErr w:type="spellStart"/>
-      <w:r>
-        <w:rPr>
-          <w:rStyle w:val="CdigoHTML"/>
-          <w:rFonts w:eastAsiaTheme="majorEastAsia"/>
-          <w:highlight w:val="lightGray"/>
-        </w:rPr>
-        <w:t>session_duration</w:t>
-      </w:r>
-      <w:proofErr w:type="spellEnd"/>
-      <w:r>
-        <w:rPr>
-          <w:rStyle w:val="CdigoHTML"/>
-          <w:rFonts w:eastAsiaTheme="majorEastAsia"/>
-          <w:highlight w:val="lightGray"/>
-        </w:rPr>
-        <w:t xml:space="preserve"> ≈ 2.07 s</w:t>
-      </w:r>
-      <w:r>
-        <w:rPr>
-          <w:sz w:val="20"/>
-          <w:szCs w:val="20"/>
-        </w:rPr>
-        <w:t xml:space="preserve"> </w:t>
-      </w:r>
-      <w:r>
-        <w:rPr>
-          <w:sz w:val="22"/>
-          <w:szCs w:val="22"/>
-        </w:rPr>
-        <w:t>→ Extremely short session.</w:t>
-      </w:r>
-    </w:p>
-    <w:p>
-      <w:pPr>
-        <w:pStyle w:val="NormalWeb"/>
-        <w:numPr>
-          <w:ilvl w:val="0"/>
-          <w:numId w:val="113"/>
-        </w:numPr>
-        <w:jc w:val="both"/>
-        <w:rPr>
-          <w:sz w:val="22"/>
-          <w:szCs w:val="22"/>
-        </w:rPr>
-      </w:pPr>
-      <w:proofErr w:type="spellStart"/>
-      <w:r>
-        <w:rPr>
-          <w:rStyle w:val="CdigoHTML"/>
-          <w:rFonts w:eastAsiaTheme="majorEastAsia"/>
-          <w:highlight w:val="lightGray"/>
-        </w:rPr>
-        <w:t>command_error_rate</w:t>
-      </w:r>
-      <w:proofErr w:type="spellEnd"/>
-      <w:r>
-        <w:rPr>
-          <w:rStyle w:val="CdigoHTML"/>
-          <w:rFonts w:eastAsiaTheme="majorEastAsia"/>
-          <w:highlight w:val="lightGray"/>
-        </w:rPr>
-        <w:t xml:space="preserve"> ≈ 100%</w:t>
-      </w:r>
-      <w:r>
-        <w:rPr>
-          <w:sz w:val="20"/>
-          <w:szCs w:val="20"/>
-        </w:rPr>
-        <w:t xml:space="preserve"> </w:t>
-      </w:r>
-      <w:r>
-        <w:rPr>
-          <w:sz w:val="22"/>
-          <w:szCs w:val="22"/>
-        </w:rPr>
-        <w:t>→ Single failed action with no retries.</w:t>
-      </w:r>
-    </w:p>
-    <w:p>
-      <w:pPr>
-        <w:pStyle w:val="NormalWeb"/>
-        <w:jc w:val="both"/>
-        <w:rPr>
-          <w:sz w:val="22"/>
-          <w:szCs w:val="22"/>
-        </w:rPr>
-      </w:pPr>
-      <w:r>
-        <w:rPr>
-          <w:rStyle w:val="Textoennegrita"/>
-          <w:rFonts w:eastAsiaTheme="majorEastAsia"/>
-          <w:sz w:val="22"/>
-          <w:szCs w:val="22"/>
-        </w:rPr>
-        <w:t>Interpretation:</w:t>
-      </w:r>
-      <w:r>
-        <w:rPr>
-          <w:sz w:val="22"/>
-          <w:szCs w:val="22"/>
-        </w:rPr>
-        <w:br/>
-        <w:t>Likely a misconfigured or malfunctioning bot executing an incomplete or broken routine.</w:t>
-      </w:r>
-    </w:p>
-    <w:p>
-      <w:pPr>
-        <w:pStyle w:val="NormalWeb"/>
-        <w:jc w:val="both"/>
-        <w:rPr>
-          <w:sz w:val="22"/>
-          <w:szCs w:val="22"/>
-          <w:u w:val="single"/>
-        </w:rPr>
-      </w:pPr>
-      <w:r>
-        <w:rPr>
-          <w:rStyle w:val="Textoennegrita"/>
-          <w:rFonts w:eastAsiaTheme="majorEastAsia"/>
-          <w:b w:val="0"/>
-          <w:bCs w:val="0"/>
-          <w:sz w:val="22"/>
-          <w:szCs w:val="22"/>
-          <w:u w:val="single"/>
-        </w:rPr>
-        <w:t>Overall Interpretation</w:t>
-      </w:r>
-    </w:p>
-    <w:p>
-      <w:pPr>
-        <w:pStyle w:val="NormalWeb"/>
-        <w:jc w:val="both"/>
-        <w:rPr>
-          <w:sz w:val="22"/>
-          <w:szCs w:val="22"/>
-        </w:rPr>
-      </w:pPr>
-      <w:r>
-        <w:rPr>
-          <w:sz w:val="22"/>
-          <w:szCs w:val="22"/>
-        </w:rPr>
-        <w:t xml:space="preserve">These examples represent </w:t>
-      </w:r>
-      <w:r>
-        <w:rPr>
-          <w:rStyle w:val="Textoennegrita"/>
-          <w:rFonts w:eastAsiaTheme="majorEastAsia"/>
-          <w:sz w:val="22"/>
-          <w:szCs w:val="22"/>
-        </w:rPr>
-        <w:t>outlier bots</w:t>
-      </w:r>
-      <w:r>
-        <w:rPr>
-          <w:sz w:val="22"/>
-          <w:szCs w:val="22"/>
-        </w:rPr>
-        <w:t xml:space="preserve">, </w:t>
-      </w:r>
       <w:r>
         <w:rPr>
           <w:sz w:val="22"/>
@@ -28114,6 +28038,7 @@
         <w:t>automated behaviors that are either too sparse, too uniform, or too anomalous to form clusters. Their divergence highlights the diversity of automated activity present in SSH honeypot data.</w:t>
       </w:r>
     </w:p>
+    <w:bookmarkEnd w:id="38"/>
     <w:p>
       <w:pPr>
         <w:pStyle w:val="NormalWeb"/>
@@ -28133,7 +28058,8 @@
           <w:szCs w:val="28"/>
         </w:rPr>
       </w:pPr>
-      <w:bookmarkStart w:id="56" w:name="_Toc216321130"/>
+      <w:bookmarkStart w:id="62" w:name="_Toc216321130"/>
+      <w:bookmarkStart w:id="63" w:name="_Hlk216352074"/>
       <w:r>
         <w:rPr>
           <w:rStyle w:val="Textoennegrita"/>
@@ -28143,7 +28069,7 @@
         </w:rPr>
         <w:t>8. Discussion and Interpretation of Results</w:t>
       </w:r>
-      <w:bookmarkEnd w:id="56"/>
+      <w:bookmarkEnd w:id="62"/>
     </w:p>
     <w:p>
       <w:pPr>
@@ -28203,7 +28129,7 @@
           <w:color w:val="auto"/>
         </w:rPr>
       </w:pPr>
-      <w:bookmarkStart w:id="57" w:name="_Toc216321131"/>
+      <w:bookmarkStart w:id="64" w:name="_Toc216321131"/>
       <w:r>
         <w:rPr>
           <w:rStyle w:val="Textoennegrita"/>
@@ -28230,7 +28156,7 @@
         </w:rPr>
         <w:t xml:space="preserve"> Insights from Level 1 (High-Density Layer)</w:t>
       </w:r>
-      <w:bookmarkEnd w:id="57"/>
+      <w:bookmarkEnd w:id="64"/>
     </w:p>
     <w:p>
       <w:pPr>
@@ -28523,7 +28449,7 @@
           <w:color w:val="auto"/>
         </w:rPr>
       </w:pPr>
-      <w:bookmarkStart w:id="58" w:name="_Toc216321132"/>
+      <w:bookmarkStart w:id="65" w:name="_Toc216321132"/>
       <w:r>
         <w:rPr>
           <w:rStyle w:val="Textoennegrita"/>
@@ -28550,7 +28476,7 @@
         </w:rPr>
         <w:t xml:space="preserve"> Insights from Level 2 (Medium-Density Layer)</w:t>
       </w:r>
-      <w:bookmarkEnd w:id="58"/>
+      <w:bookmarkEnd w:id="65"/>
     </w:p>
     <w:p>
       <w:pPr>
@@ -28749,7 +28675,7 @@
           <w:szCs w:val="24"/>
         </w:rPr>
       </w:pPr>
-      <w:bookmarkStart w:id="59" w:name="_Toc216321133"/>
+      <w:bookmarkStart w:id="66" w:name="_Toc216321133"/>
       <w:r>
         <w:rPr>
           <w:rStyle w:val="Textoennegrita"/>
@@ -28779,7 +28705,7 @@
         </w:rPr>
         <w:t xml:space="preserve"> Insights from Level 3 (Low-Density Layer)</w:t>
       </w:r>
-      <w:bookmarkEnd w:id="59"/>
+      <w:bookmarkEnd w:id="66"/>
     </w:p>
     <w:p>
       <w:pPr>
@@ -29065,7 +28991,7 @@
           <w:color w:val="auto"/>
         </w:rPr>
       </w:pPr>
-      <w:bookmarkStart w:id="60" w:name="_Toc216321134"/>
+      <w:bookmarkStart w:id="67" w:name="_Toc216321134"/>
       <w:r>
         <w:rPr>
           <w:rStyle w:val="Textoennegrita"/>
@@ -29074,7 +29000,7 @@
         </w:rPr>
         <w:t>8.4 Outliers and Rare Behaviors</w:t>
       </w:r>
-      <w:bookmarkEnd w:id="60"/>
+      <w:bookmarkEnd w:id="67"/>
     </w:p>
     <w:p>
       <w:pPr>
@@ -29225,7 +29151,7 @@
           <w:color w:val="auto"/>
         </w:rPr>
       </w:pPr>
-      <w:bookmarkStart w:id="61" w:name="_Toc216321135"/>
+      <w:bookmarkStart w:id="68" w:name="_Toc216321135"/>
       <w:r>
         <w:rPr>
           <w:rStyle w:val="Textoennegrita"/>
@@ -29234,7 +29160,7 @@
         </w:rPr>
         <w:t>8.5 What the Results Reveal About SSH Attacker Ecosystems</w:t>
       </w:r>
-      <w:bookmarkEnd w:id="61"/>
+      <w:bookmarkEnd w:id="68"/>
     </w:p>
     <w:p>
       <w:pPr>
@@ -29475,6 +29401,7 @@
       </w:pPr>
       <w:r>
         <w:rPr>
+          <w:noProof/>
           <w:sz w:val="22"/>
           <w:szCs w:val="22"/>
         </w:rPr>
@@ -29523,7 +29450,7 @@
           <w:color w:val="auto"/>
         </w:rPr>
       </w:pPr>
-      <w:bookmarkStart w:id="62" w:name="_Toc216321136"/>
+      <w:bookmarkStart w:id="69" w:name="_Toc216321136"/>
       <w:r>
         <w:rPr>
           <w:rStyle w:val="Textoennegrita"/>
@@ -29532,7 +29459,7 @@
         </w:rPr>
         <w:t>8.6 Limitations and Considerations</w:t>
       </w:r>
-      <w:bookmarkEnd w:id="62"/>
+      <w:bookmarkEnd w:id="69"/>
     </w:p>
     <w:p>
       <w:pPr>
@@ -29722,7 +29649,9 @@
           <w:color w:val="auto"/>
         </w:rPr>
       </w:pPr>
-      <w:bookmarkStart w:id="63" w:name="_Toc216321137"/>
+      <w:bookmarkStart w:id="70" w:name="_Toc216321137"/>
+      <w:bookmarkStart w:id="71" w:name="_Hlk216352100"/>
+      <w:bookmarkEnd w:id="63"/>
       <w:r>
         <w:rPr>
           <w:rStyle w:val="Textoennegrita"/>
@@ -29732,7 +29661,7 @@
         <w:lastRenderedPageBreak/>
         <w:t>9. Evaluation and Discussion</w:t>
       </w:r>
-      <w:bookmarkEnd w:id="63"/>
+      <w:bookmarkEnd w:id="70"/>
     </w:p>
     <w:p>
       <w:pPr>
@@ -29759,7 +29688,7 @@
           <w:color w:val="auto"/>
         </w:rPr>
       </w:pPr>
-      <w:bookmarkStart w:id="64" w:name="_Toc216321138"/>
+      <w:bookmarkStart w:id="72" w:name="_Toc216321138"/>
       <w:r>
         <w:rPr>
           <w:rStyle w:val="Textoennegrita"/>
@@ -29768,7 +29697,7 @@
         </w:rPr>
         <w:t>9.1 Discriminative Power of Behavioral Features</w:t>
       </w:r>
-      <w:bookmarkEnd w:id="64"/>
+      <w:bookmarkEnd w:id="72"/>
     </w:p>
     <w:p>
       <w:pPr>
@@ -29993,7 +29922,7 @@
           <w:color w:val="auto"/>
         </w:rPr>
       </w:pPr>
-      <w:bookmarkStart w:id="65" w:name="_Toc216321139"/>
+      <w:bookmarkStart w:id="73" w:name="_Toc216321139"/>
       <w:r>
         <w:rPr>
           <w:rStyle w:val="Textoennegrita"/>
@@ -30002,7 +29931,7 @@
         </w:rPr>
         <w:t>9.2 Comparison Between Baseline and Multi-Density Clustering</w:t>
       </w:r>
-      <w:bookmarkEnd w:id="65"/>
+      <w:bookmarkEnd w:id="73"/>
     </w:p>
     <w:p>
       <w:pPr>
@@ -30553,7 +30482,7 @@
           <w:color w:val="auto"/>
         </w:rPr>
       </w:pPr>
-      <w:bookmarkStart w:id="66" w:name="_Toc216321140"/>
+      <w:bookmarkStart w:id="74" w:name="_Toc216321140"/>
       <w:r>
         <w:rPr>
           <w:rStyle w:val="Textoennegrita"/>
@@ -30562,7 +30491,7 @@
         </w:rPr>
         <w:t>9.3 Case Studies of Representative Sessions</w:t>
       </w:r>
-      <w:bookmarkEnd w:id="66"/>
+      <w:bookmarkEnd w:id="74"/>
     </w:p>
     <w:p>
       <w:pPr>
@@ -30713,7 +30642,7 @@
           <w:szCs w:val="24"/>
         </w:rPr>
       </w:pPr>
-      <w:bookmarkStart w:id="67" w:name="_Toc216321141"/>
+      <w:bookmarkStart w:id="75" w:name="_Toc216321141"/>
       <w:r>
         <w:rPr>
           <w:rStyle w:val="Textoennegrita"/>
@@ -30723,7 +30652,7 @@
         </w:rPr>
         <w:t>9.4 Security Implications of Behavioral Profiling</w:t>
       </w:r>
-      <w:bookmarkEnd w:id="67"/>
+      <w:bookmarkEnd w:id="75"/>
     </w:p>
     <w:p>
       <w:pPr>
@@ -30899,7 +30828,7 @@
           <w:color w:val="auto"/>
         </w:rPr>
       </w:pPr>
-      <w:bookmarkStart w:id="68" w:name="_Toc216321142"/>
+      <w:bookmarkStart w:id="76" w:name="_Toc216321142"/>
       <w:r>
         <w:rPr>
           <w:rStyle w:val="Textoennegrita"/>
@@ -30908,7 +30837,7 @@
         </w:rPr>
         <w:t>9.5 Limitations of the Study</w:t>
       </w:r>
-      <w:bookmarkEnd w:id="68"/>
+      <w:bookmarkEnd w:id="76"/>
     </w:p>
     <w:p>
       <w:pPr>
@@ -31092,6 +31021,7 @@
         <w:t>These limitations do not undermine the findings but contextualize them, emphasizing the importance of combining automated clustering with expert behavioral inspection.</w:t>
       </w:r>
     </w:p>
+    <w:bookmarkEnd w:id="71"/>
     <w:p>
       <w:pPr>
         <w:pStyle w:val="NormalWeb"/>
@@ -31110,7 +31040,8 @@
           <w:color w:val="auto"/>
         </w:rPr>
       </w:pPr>
-      <w:bookmarkStart w:id="69" w:name="_Toc216321143"/>
+      <w:bookmarkStart w:id="77" w:name="_Toc216321143"/>
+      <w:bookmarkStart w:id="78" w:name="_Hlk216352118"/>
       <w:r>
         <w:rPr>
           <w:rStyle w:val="Textoennegrita"/>
@@ -31119,7 +31050,7 @@
         </w:rPr>
         <w:t>10. Conclusion and Future Work</w:t>
       </w:r>
-      <w:bookmarkEnd w:id="69"/>
+      <w:bookmarkEnd w:id="77"/>
     </w:p>
     <w:p>
       <w:pPr>
@@ -31129,7 +31060,7 @@
           <w:color w:val="auto"/>
         </w:rPr>
       </w:pPr>
-      <w:bookmarkStart w:id="70" w:name="_Toc216321144"/>
+      <w:bookmarkStart w:id="79" w:name="_Toc216321144"/>
       <w:r>
         <w:rPr>
           <w:rStyle w:val="Textoennegrita"/>
@@ -31138,7 +31069,7 @@
         </w:rPr>
         <w:t>10.1 Summary of Findings</w:t>
       </w:r>
-      <w:bookmarkEnd w:id="70"/>
+      <w:bookmarkEnd w:id="79"/>
     </w:p>
     <w:p>
       <w:pPr>
@@ -31338,7 +31269,7 @@
           <w:color w:val="auto"/>
         </w:rPr>
       </w:pPr>
-      <w:bookmarkStart w:id="71" w:name="_Toc216321145"/>
+      <w:bookmarkStart w:id="80" w:name="_Toc216321145"/>
       <w:r>
         <w:rPr>
           <w:rStyle w:val="Textoennegrita"/>
@@ -31347,7 +31278,7 @@
         </w:rPr>
         <w:t>10.2 Practical Impact for Cybersecurity Operations</w:t>
       </w:r>
-      <w:bookmarkEnd w:id="71"/>
+      <w:bookmarkEnd w:id="80"/>
     </w:p>
     <w:p>
       <w:pPr>
@@ -31540,7 +31471,7 @@
           <w:color w:val="auto"/>
         </w:rPr>
       </w:pPr>
-      <w:bookmarkStart w:id="72" w:name="_Toc216321146"/>
+      <w:bookmarkStart w:id="81" w:name="_Toc216321146"/>
       <w:r>
         <w:rPr>
           <w:rStyle w:val="Textoennegrita"/>
@@ -31549,7 +31480,7 @@
         </w:rPr>
         <w:t>Overall Conclusion</w:t>
       </w:r>
-      <w:bookmarkEnd w:id="72"/>
+      <w:bookmarkEnd w:id="81"/>
     </w:p>
     <w:p>
       <w:pPr>
@@ -31581,6 +31512,7 @@
         </w:rPr>
         <w:t>By revealing structure where none is labeled, the approach offers actionable insights for security operations and lays a foundation for more advanced behavioral analytics.</w:t>
       </w:r>
+      <w:bookmarkEnd w:id="78"/>
     </w:p>
     <w:sectPr>
       <w:headerReference w:type="default" r:id="rId33"/>
@@ -53181,7 +53113,12 @@
 </file>
 
 <file path=customXml/item1.xml><?xml version="1.0" encoding="utf-8"?>
-<b:Sources xmlns:b="http://schemas.openxmlformats.org/officeDocument/2006/bibliography" xmlns="http://schemas.openxmlformats.org/officeDocument/2006/bibliography" SelectedStyle="\APASixthEditionOfficeOnline.xsl" StyleName="APA" Version="6"/>
+<?mso-contentType ?>
+<FormTemplates xmlns="http://schemas.microsoft.com/sharepoint/v3/contenttype/forms">
+  <Display>DocumentLibraryForm</Display>
+  <Edit>DocumentLibraryForm</Edit>
+  <New>DocumentLibraryForm</New>
+</FormTemplates>
 </file>
 
 <file path=customXml/item2.xml><?xml version="1.0" encoding="utf-8"?>
@@ -53432,12 +53369,7 @@
 </file>
 
 <file path=customXml/item3.xml><?xml version="1.0" encoding="utf-8"?>
-<?mso-contentType ?>
-<FormTemplates xmlns="http://schemas.microsoft.com/sharepoint/v3/contenttype/forms">
-  <Display>DocumentLibraryForm</Display>
-  <Edit>DocumentLibraryForm</Edit>
-  <New>DocumentLibraryForm</New>
-</FormTemplates>
+<b:Sources xmlns:b="http://schemas.openxmlformats.org/officeDocument/2006/bibliography" xmlns="http://schemas.openxmlformats.org/officeDocument/2006/bibliography" SelectedStyle="\APASixthEditionOfficeOnline.xsl" StyleName="APA" Version="6"/>
 </file>
 
 <file path=customXml/item4.xml><?xml version="1.0" encoding="utf-8"?>
@@ -53449,9 +53381,9 @@
 </file>
 
 <file path=customXml/itemProps1.xml><?xml version="1.0" encoding="utf-8"?>
-<ds:datastoreItem xmlns:ds="http://schemas.openxmlformats.org/officeDocument/2006/customXml" ds:itemID="{9E254450-2358-4067-AB74-28B7DBB2A992}">
+<ds:datastoreItem xmlns:ds="http://schemas.openxmlformats.org/officeDocument/2006/customXml" ds:itemID="{967AB48C-F740-4224-A8C8-09607DF402F7}">
   <ds:schemaRefs>
-    <ds:schemaRef ds:uri="http://schemas.openxmlformats.org/officeDocument/2006/bibliography"/>
+    <ds:schemaRef ds:uri="http://schemas.microsoft.com/sharepoint/v3/contenttype/forms"/>
   </ds:schemaRefs>
 </ds:datastoreItem>
 </file>
@@ -53476,9 +53408,9 @@
 </file>
 
 <file path=customXml/itemProps3.xml><?xml version="1.0" encoding="utf-8"?>
-<ds:datastoreItem xmlns:ds="http://schemas.openxmlformats.org/officeDocument/2006/customXml" ds:itemID="{967AB48C-F740-4224-A8C8-09607DF402F7}">
+<ds:datastoreItem xmlns:ds="http://schemas.openxmlformats.org/officeDocument/2006/customXml" ds:itemID="{9E254450-2358-4067-AB74-28B7DBB2A992}">
   <ds:schemaRefs>
-    <ds:schemaRef ds:uri="http://schemas.microsoft.com/sharepoint/v3/contenttype/forms"/>
+    <ds:schemaRef ds:uri="http://schemas.openxmlformats.org/officeDocument/2006/bibliography"/>
   </ds:schemaRefs>
 </ds:datastoreItem>
 </file>
